--- a/build/src/AccountabilityForms/ASSET ACCOUNTABILITY FORM - RETURN.docx
+++ b/build/src/AccountabilityForms/ASSET ACCOUNTABILITY FORM - RETURN.docx
@@ -6,6 +6,18 @@
       <w:pPr>
         <w:jc w:val="center"/>
         <w:rPr>
+          <w:rFonts w:ascii="Glacial Indifference" w:hAnsi="Glacial Indifference"/>
+          <w:b/>
+          <w:bCs/>
+          <w:u w:val="single"/>
+        </w:rPr>
+      </w:pPr>
+    </w:p>
+    <w:p>
+      <w:pPr>
+        <w:jc w:val="center"/>
+        <w:rPr>
+          <w:rFonts w:ascii="Glacial Indifference" w:hAnsi="Glacial Indifference"/>
           <w:b/>
           <w:bCs/>
           <w:u w:val="single"/>
@@ -13,6 +25,7 @@
       </w:pPr>
       <w:r>
         <w:rPr>
+          <w:rFonts w:ascii="Glacial Indifference" w:hAnsi="Glacial Indifference"/>
           <w:b/>
           <w:bCs/>
           <w:u w:val="single"/>
@@ -24,36 +37,32 @@
       <w:pPr>
         <w:jc w:val="both"/>
         <w:rPr>
+          <w:rFonts w:ascii="Glacial Indifference" w:hAnsi="Glacial Indifference"/>
           <w:b/>
           <w:bCs/>
         </w:rPr>
       </w:pPr>
       <w:r>
         <w:rPr>
+          <w:rFonts w:ascii="Glacial Indifference" w:hAnsi="Glacial Indifference"/>
           <w:b/>
           <w:bCs/>
         </w:rPr>
-        <w:t>Please com</w:t>
-      </w:r>
-      <w:r>
-        <w:rPr>
-          <w:b/>
-          <w:bCs/>
-        </w:rPr>
-        <w:t>plete the following form upon return of any company equipment. A copy of this form will be kept in your personal file and used to monitor the return of any equipment should you leave the company.</w:t>
+        <w:t>Please complete the following form upon return of any company equipment. A copy of this form will be kept in your personal file and used to monitor the return of any equipment should you leave the company.</w:t>
       </w:r>
     </w:p>
     <w:p>
       <w:pPr>
+        <w:jc w:val="both"/>
         <w:rPr>
+          <w:rFonts w:ascii="Glacial Indifference" w:hAnsi="Glacial Indifference"/>
           <w:b/>
-          <w:bCs/>
-          <w:sz w:val="28"/>
-          <w:szCs w:val="28"/>
+          <w:color w:val="FF0000"/>
         </w:rPr>
       </w:pPr>
       <w:r>
         <w:rPr>
+          <w:rFonts w:ascii="Glacial Indifference" w:hAnsi="Glacial Indifference"/>
           <w:b/>
           <w:bCs/>
           <w:sz w:val="28"/>
@@ -62,167 +71,424 @@
         <w:t>RETURN TO STOCK ROOM</w:t>
       </w:r>
     </w:p>
+    <w:tbl>
+      <w:tblPr>
+        <w:tblStyle w:val="TableGrid"/>
+        <w:tblpPr w:leftFromText="180" w:rightFromText="180" w:vertAnchor="text" w:horzAnchor="margin" w:tblpY="231"/>
+        <w:tblW w:w="9625" w:type="dxa"/>
+        <w:tblLayout w:type="fixed"/>
+        <w:tblLook w:val="04A0" w:firstRow="1" w:lastRow="0" w:firstColumn="1" w:lastColumn="0" w:noHBand="0" w:noVBand="1"/>
+      </w:tblPr>
+      <w:tblGrid>
+        <w:gridCol w:w="1525"/>
+        <w:gridCol w:w="3060"/>
+        <w:gridCol w:w="1620"/>
+        <w:gridCol w:w="3420"/>
+      </w:tblGrid>
+      <w:tr>
+        <w:trPr>
+          <w:trHeight w:val="323"/>
+        </w:trPr>
+        <w:tc>
+          <w:tcPr>
+            <w:tcW w:w="1525" w:type="dxa"/>
+          </w:tcPr>
+          <w:p>
+            <w:pPr>
+              <w:rPr>
+                <w:rFonts w:ascii="Glacial Indifference" w:hAnsi="Glacial Indifference"/>
+                <w:b/>
+                <w:bCs/>
+              </w:rPr>
+            </w:pPr>
+            <w:r>
+              <w:rPr>
+                <w:rFonts w:ascii="Glacial Indifference" w:hAnsi="Glacial Indifference"/>
+                <w:b/>
+                <w:bCs/>
+              </w:rPr>
+              <w:t>NAME:</w:t>
+            </w:r>
+            <w:r>
+              <w:rPr>
+                <w:rFonts w:ascii="Glacial Indifference" w:hAnsi="Glacial Indifference"/>
+                <w:noProof/>
+              </w:rPr>
+              <w:t xml:space="preserve"> </w:t>
+            </w:r>
+          </w:p>
+        </w:tc>
+        <w:tc>
+          <w:tcPr>
+            <w:tcW w:w="3060" w:type="dxa"/>
+          </w:tcPr>
+          <w:p>
+            <w:pPr>
+              <w:tabs>
+                <w:tab w:val="center" w:pos="1425"/>
+              </w:tabs>
+              <w:rPr>
+                <w:rFonts w:ascii="Glacial Indifference" w:hAnsi="Glacial Indifference"/>
+              </w:rPr>
+            </w:pPr>
+            <w:r>
+              <w:rPr>
+                <w:rFonts w:ascii="Glacial Indifference" w:hAnsi="Glacial Indifference"/>
+              </w:rPr>
+              <w:t>{name}</w:t>
+            </w:r>
+          </w:p>
+        </w:tc>
+        <w:tc>
+          <w:tcPr>
+            <w:tcW w:w="1620" w:type="dxa"/>
+          </w:tcPr>
+          <w:p>
+            <w:pPr>
+              <w:rPr>
+                <w:rFonts w:ascii="Glacial Indifference" w:hAnsi="Glacial Indifference"/>
+                <w:b/>
+                <w:bCs/>
+              </w:rPr>
+            </w:pPr>
+            <w:r>
+              <w:rPr>
+                <w:rFonts w:ascii="Glacial Indifference" w:hAnsi="Glacial Indifference"/>
+                <w:b/>
+                <w:bCs/>
+              </w:rPr>
+              <w:t>CLIENT:</w:t>
+            </w:r>
+          </w:p>
+        </w:tc>
+        <w:tc>
+          <w:tcPr>
+            <w:tcW w:w="3420" w:type="dxa"/>
+          </w:tcPr>
+          <w:p>
+            <w:pPr>
+              <w:rPr>
+                <w:rFonts w:ascii="Glacial Indifference" w:hAnsi="Glacial Indifference"/>
+              </w:rPr>
+            </w:pPr>
+            <w:r>
+              <w:rPr>
+                <w:rFonts w:ascii="Glacial Indifference" w:hAnsi="Glacial Indifference"/>
+              </w:rPr>
+              <w:t>{department}</w:t>
+            </w:r>
+          </w:p>
+        </w:tc>
+      </w:tr>
+      <w:tr>
+        <w:trPr>
+          <w:trHeight w:val="278"/>
+        </w:trPr>
+        <w:tc>
+          <w:tcPr>
+            <w:tcW w:w="1525" w:type="dxa"/>
+          </w:tcPr>
+          <w:p>
+            <w:pPr>
+              <w:rPr>
+                <w:rFonts w:ascii="Glacial Indifference" w:hAnsi="Glacial Indifference"/>
+                <w:b/>
+                <w:bCs/>
+              </w:rPr>
+            </w:pPr>
+            <w:r>
+              <w:rPr>
+                <w:rFonts w:ascii="Glacial Indifference" w:hAnsi="Glacial Indifference"/>
+                <w:b/>
+                <w:bCs/>
+              </w:rPr>
+              <w:t>DATE HIRED:</w:t>
+            </w:r>
+            <w:r>
+              <w:rPr>
+                <w:rFonts w:ascii="Glacial Indifference" w:hAnsi="Glacial Indifference"/>
+                <w:noProof/>
+              </w:rPr>
+              <w:t xml:space="preserve"> </w:t>
+            </w:r>
+          </w:p>
+        </w:tc>
+        <w:tc>
+          <w:tcPr>
+            <w:tcW w:w="3060" w:type="dxa"/>
+          </w:tcPr>
+          <w:p>
+            <w:pPr>
+              <w:rPr>
+                <w:rFonts w:ascii="Glacial Indifference" w:hAnsi="Glacial Indifference"/>
+              </w:rPr>
+            </w:pPr>
+            <w:r>
+              <w:rPr>
+                <w:rFonts w:ascii="Glacial Indifference" w:hAnsi="Glacial Indifference"/>
+              </w:rPr>
+              <w:t>{dateHired}</w:t>
+            </w:r>
+          </w:p>
+        </w:tc>
+        <w:tc>
+          <w:tcPr>
+            <w:tcW w:w="1620" w:type="dxa"/>
+          </w:tcPr>
+          <w:p>
+            <w:pPr>
+              <w:rPr>
+                <w:rFonts w:ascii="Glacial Indifference" w:hAnsi="Glacial Indifference"/>
+                <w:b/>
+                <w:bCs/>
+              </w:rPr>
+            </w:pPr>
+            <w:r>
+              <w:rPr>
+                <w:rFonts w:ascii="Glacial Indifference" w:hAnsi="Glacial Indifference"/>
+                <w:b/>
+                <w:bCs/>
+              </w:rPr>
+              <w:t>POSITION:</w:t>
+            </w:r>
+          </w:p>
+        </w:tc>
+        <w:tc>
+          <w:tcPr>
+            <w:tcW w:w="3420" w:type="dxa"/>
+          </w:tcPr>
+          <w:p>
+            <w:pPr>
+              <w:rPr>
+                <w:rFonts w:ascii="Glacial Indifference" w:hAnsi="Glacial Indifference"/>
+              </w:rPr>
+            </w:pPr>
+            <w:r>
+              <w:rPr>
+                <w:rFonts w:ascii="Glacial Indifference" w:hAnsi="Glacial Indifference"/>
+              </w:rPr>
+              <w:t>{position}</w:t>
+            </w:r>
+          </w:p>
+        </w:tc>
+      </w:tr>
+    </w:tbl>
     <w:p>
       <w:pPr>
         <w:rPr>
-          <w:b/>
-          <w:bCs/>
-          <w:sz w:val="28"/>
-          <w:szCs w:val="28"/>
+          <w:rFonts w:ascii="Glacial Indifference" w:hAnsi="Glacial Indifference"/>
         </w:rPr>
       </w:pPr>
     </w:p>
     <w:tbl>
       <w:tblPr>
         <w:tblStyle w:val="TableGrid"/>
-        <w:tblW w:w="11340" w:type="dxa"/>
-        <w:tblInd w:w="137" w:type="dxa"/>
+        <w:tblpPr w:leftFromText="180" w:rightFromText="180" w:vertAnchor="text" w:horzAnchor="margin" w:tblpY="226"/>
+        <w:tblW w:w="9625" w:type="dxa"/>
+        <w:tblLayout w:type="fixed"/>
         <w:tblLook w:val="04A0" w:firstRow="1" w:lastRow="0" w:firstColumn="1" w:lastColumn="0" w:noHBand="0" w:noVBand="1"/>
       </w:tblPr>
       <w:tblGrid>
-        <w:gridCol w:w="2524"/>
-        <w:gridCol w:w="3206"/>
-        <w:gridCol w:w="2633"/>
-        <w:gridCol w:w="2977"/>
+        <w:gridCol w:w="1345"/>
+        <w:gridCol w:w="2070"/>
+        <w:gridCol w:w="1919"/>
+        <w:gridCol w:w="2401"/>
+        <w:gridCol w:w="1890"/>
       </w:tblGrid>
       <w:tr>
         <w:trPr>
-          <w:trHeight w:val="323"/>
+          <w:trHeight w:val="144"/>
         </w:trPr>
         <w:tc>
           <w:tcPr>
-            <w:tcW w:w="2524" w:type="dxa"/>
-          </w:tcPr>
-          <w:p>
-            <w:pPr>
-              <w:rPr>
+            <w:tcW w:w="1345" w:type="dxa"/>
+            <w:shd w:val="clear" w:color="auto" w:fill="323E4F" w:themeFill="text2" w:themeFillShade="BF"/>
+          </w:tcPr>
+          <w:p>
+            <w:pPr>
+              <w:jc w:val="center"/>
+              <w:rPr>
+                <w:rFonts w:ascii="Glacial Indifference" w:hAnsi="Glacial Indifference"/>
                 <w:b/>
                 <w:bCs/>
+                <w:color w:val="FFFFFF" w:themeColor="background1"/>
               </w:rPr>
             </w:pPr>
             <w:r>
               <w:rPr>
+                <w:rFonts w:ascii="Glacial Indifference" w:hAnsi="Glacial Indifference"/>
                 <w:b/>
                 <w:bCs/>
-              </w:rPr>
-              <w:t>NAME:</w:t>
+                <w:color w:val="FFFFFF" w:themeColor="background1"/>
+              </w:rPr>
+              <w:t>DATE</w:t>
             </w:r>
-            <w:r>
-              <w:rPr>
-                <w:noProof/>
-              </w:rPr>
-              <w:t xml:space="preserve"> </w:t>
-            </w:r>
-          </w:p>
-        </w:tc>
-        <w:tc>
-          <w:tcPr>
-            <w:tcW w:w="3206" w:type="dxa"/>
-          </w:tcPr>
-          <w:p>
-            <w:pPr>
-              <w:rPr>
-                <w:bCs/>
-              </w:rPr>
-            </w:pPr>
-            <w:r>
-              <w:rPr>
-                <w:bCs/>
-              </w:rPr>
-              <w:t>{name}</w:t>
-            </w:r>
-          </w:p>
-        </w:tc>
-        <w:tc>
-          <w:tcPr>
-            <w:tcW w:w="2633" w:type="dxa"/>
-          </w:tcPr>
-          <w:p>
-            <w:pPr>
-              <w:rPr>
+          </w:p>
+        </w:tc>
+        <w:tc>
+          <w:tcPr>
+            <w:tcW w:w="2070" w:type="dxa"/>
+            <w:shd w:val="clear" w:color="auto" w:fill="323E4F" w:themeFill="text2" w:themeFillShade="BF"/>
+          </w:tcPr>
+          <w:p>
+            <w:pPr>
+              <w:jc w:val="center"/>
+              <w:rPr>
+                <w:rFonts w:ascii="Glacial Indifference" w:hAnsi="Glacial Indifference"/>
                 <w:b/>
                 <w:bCs/>
+                <w:color w:val="FFFFFF" w:themeColor="background1"/>
               </w:rPr>
             </w:pPr>
             <w:r>
               <w:rPr>
+                <w:rFonts w:ascii="Glacial Indifference" w:hAnsi="Glacial Indifference"/>
                 <w:b/>
                 <w:bCs/>
-              </w:rPr>
-              <w:t>DEPARTMENT</w:t>
+                <w:color w:val="FFFFFF" w:themeColor="background1"/>
+              </w:rPr>
+              <w:t>DESCRIPTION</w:t>
             </w:r>
-            <w:r>
-              <w:rPr>
+          </w:p>
+        </w:tc>
+        <w:tc>
+          <w:tcPr>
+            <w:tcW w:w="1919" w:type="dxa"/>
+            <w:shd w:val="clear" w:color="auto" w:fill="323E4F" w:themeFill="text2" w:themeFillShade="BF"/>
+          </w:tcPr>
+          <w:p>
+            <w:pPr>
+              <w:jc w:val="center"/>
+              <w:rPr>
+                <w:rFonts w:ascii="Glacial Indifference" w:hAnsi="Glacial Indifference"/>
                 <w:b/>
                 <w:bCs/>
-              </w:rPr>
-              <w:t>/CLIENT</w:t>
-            </w:r>
+                <w:color w:val="FFFFFF" w:themeColor="background1"/>
+              </w:rPr>
+            </w:pPr>
             <w:r>
               <w:rPr>
+                <w:rFonts w:ascii="Glacial Indifference" w:hAnsi="Glacial Indifference"/>
                 <w:b/>
                 <w:bCs/>
-              </w:rPr>
-              <w:t>:</w:t>
+                <w:color w:val="FFFFFF" w:themeColor="background1"/>
+              </w:rPr>
+              <w:t>BRAND</w:t>
             </w:r>
           </w:p>
         </w:tc>
         <w:tc>
           <w:tcPr>
-            <w:tcW w:w="2977" w:type="dxa"/>
-          </w:tcPr>
-          <w:p>
-            <w:pPr>
-              <w:rPr>
-                <w:rFonts w:ascii="Calibri" w:hAnsi="Calibri" w:cs="Calibri"/>
-                <w:color w:val="000000"/>
+            <w:tcW w:w="2401" w:type="dxa"/>
+            <w:shd w:val="clear" w:color="auto" w:fill="323E4F" w:themeFill="text2" w:themeFillShade="BF"/>
+          </w:tcPr>
+          <w:p>
+            <w:pPr>
+              <w:jc w:val="center"/>
+              <w:rPr>
+                <w:rFonts w:ascii="Glacial Indifference" w:hAnsi="Glacial Indifference"/>
+                <w:b/>
+                <w:bCs/>
+                <w:color w:val="FFFFFF" w:themeColor="background1"/>
               </w:rPr>
             </w:pPr>
             <w:r>
               <w:rPr>
-                <w:rFonts w:ascii="Calibri" w:hAnsi="Calibri" w:cs="Calibri"/>
-                <w:color w:val="000000"/>
-              </w:rPr>
-              <w:t>{department}</w:t>
+                <w:rFonts w:ascii="Glacial Indifference" w:hAnsi="Glacial Indifference"/>
+                <w:b/>
+                <w:bCs/>
+                <w:color w:val="FFFFFF" w:themeColor="background1"/>
+              </w:rPr>
+              <w:t>SERIAL NUMBER</w:t>
+            </w:r>
+          </w:p>
+        </w:tc>
+        <w:tc>
+          <w:tcPr>
+            <w:tcW w:w="1890" w:type="dxa"/>
+            <w:shd w:val="clear" w:color="auto" w:fill="323E4F" w:themeFill="text2" w:themeFillShade="BF"/>
+          </w:tcPr>
+          <w:p>
+            <w:pPr>
+              <w:jc w:val="center"/>
+              <w:rPr>
+                <w:rFonts w:ascii="Glacial Indifference" w:hAnsi="Glacial Indifference"/>
+                <w:b/>
+                <w:bCs/>
+                <w:color w:val="FFFFFF" w:themeColor="background1"/>
+              </w:rPr>
+            </w:pPr>
+            <w:r>
+              <w:rPr>
+                <w:rFonts w:ascii="Glacial Indifference" w:hAnsi="Glacial Indifference"/>
+                <w:b/>
+                <w:bCs/>
+                <w:color w:val="FFFFFF" w:themeColor="background1"/>
+              </w:rPr>
+              <w:t>CONDITION</w:t>
             </w:r>
           </w:p>
         </w:tc>
       </w:tr>
       <w:tr>
         <w:trPr>
-          <w:trHeight w:val="278"/>
+          <w:trHeight w:val="217"/>
         </w:trPr>
         <w:tc>
           <w:tcPr>
-            <w:tcW w:w="2524" w:type="dxa"/>
-          </w:tcPr>
-          <w:p>
-            <w:pPr>
-              <w:rPr>
-                <w:b/>
-                <w:bCs/>
+            <w:tcW w:w="1345" w:type="dxa"/>
+          </w:tcPr>
+          <w:p>
+            <w:pPr>
+              <w:jc w:val="center"/>
+              <w:rPr>
+                <w:rFonts w:ascii="Glacial Indifference" w:hAnsi="Glacial Indifference"/>
+                <w:sz w:val="18"/>
+                <w:szCs w:val="18"/>
               </w:rPr>
             </w:pPr>
             <w:r>
               <w:rPr>
-                <w:b/>
-                <w:bCs/>
-              </w:rPr>
-              <w:t>DATE HIRED:</w:t>
+                <w:sz w:val="18"/>
+                <w:szCs w:val="18"/>
+              </w:rPr>
+              <w:t>{#</w:t>
             </w:r>
-          </w:p>
-        </w:tc>
-        <w:tc>
-          <w:tcPr>
-            <w:tcW w:w="3206" w:type="dxa"/>
-          </w:tcPr>
-          <w:p>
+            <w:proofErr w:type="gramStart"/>
+            <w:r>
+              <w:rPr>
+                <w:sz w:val="18"/>
+                <w:szCs w:val="18"/>
+              </w:rPr>
+              <w:t>devices}{</w:t>
+            </w:r>
+            <w:proofErr w:type="gramEnd"/>
+            <w:r>
+              <w:rPr>
+                <w:sz w:val="18"/>
+                <w:szCs w:val="18"/>
+              </w:rPr>
+              <w:t>assignmentDate}</w:t>
+            </w:r>
+          </w:p>
+        </w:tc>
+        <w:tc>
+          <w:tcPr>
+            <w:tcW w:w="2070" w:type="dxa"/>
+          </w:tcPr>
+          <w:p>
+            <w:pPr>
+              <w:jc w:val="center"/>
+              <w:rPr>
+                <w:rFonts w:ascii="Glacial Indifference" w:hAnsi="Glacial Indifference"/>
+              </w:rPr>
+            </w:pPr>
             <w:r>
               <w:t>{</w:t>
             </w:r>
             <w:proofErr w:type="spellStart"/>
             <w:r>
-              <w:t>dateHired</w:t>
+              <w:t>deviceType</w:t>
             </w:r>
             <w:proofErr w:type="spellEnd"/>
             <w:r>
@@ -232,205 +498,29 @@
         </w:tc>
         <w:tc>
           <w:tcPr>
-            <w:tcW w:w="2633" w:type="dxa"/>
-          </w:tcPr>
-          <w:p>
-            <w:pPr>
-              <w:rPr>
-                <w:b/>
-                <w:bCs/>
+            <w:tcW w:w="1919" w:type="dxa"/>
+          </w:tcPr>
+          <w:p>
+            <w:pPr>
+              <w:jc w:val="center"/>
+              <w:rPr>
+                <w:rFonts w:ascii="Glacial Indifference" w:hAnsi="Glacial Indifference"/>
               </w:rPr>
             </w:pPr>
             <w:r>
-              <w:rPr>
-                <w:b/>
-                <w:bCs/>
-              </w:rPr>
-              <w:t>POSITION:</w:t>
+              <w:t>{brand}</w:t>
             </w:r>
           </w:p>
         </w:tc>
         <w:tc>
           <w:tcPr>
-            <w:tcW w:w="2977" w:type="dxa"/>
-          </w:tcPr>
-          <w:p>
-            <w:pPr>
-              <w:rPr>
-                <w:rFonts w:ascii="Calibri" w:hAnsi="Calibri" w:cs="Calibri"/>
-                <w:color w:val="000000"/>
-              </w:rPr>
-            </w:pPr>
-            <w:r>
-              <w:rPr>
-                <w:rFonts w:ascii="Calibri" w:hAnsi="Calibri" w:cs="Calibri"/>
-                <w:color w:val="000000"/>
-              </w:rPr>
-              <w:t>{position}</w:t>
-            </w:r>
-          </w:p>
-        </w:tc>
-      </w:tr>
-    </w:tbl>
-    <w:p/>
-    <w:p/>
-    <w:tbl>
-      <w:tblPr>
-        <w:tblStyle w:val="TableGrid"/>
-        <w:tblW w:w="11340" w:type="dxa"/>
-        <w:tblInd w:w="137" w:type="dxa"/>
-        <w:tblLayout w:type="fixed"/>
-        <w:tblLook w:val="04A0" w:firstRow="1" w:lastRow="0" w:firstColumn="1" w:lastColumn="0" w:noHBand="0" w:noVBand="1"/>
-      </w:tblPr>
-      <w:tblGrid>
-        <w:gridCol w:w="1559"/>
-        <w:gridCol w:w="2536"/>
-        <w:gridCol w:w="2426"/>
-        <w:gridCol w:w="2551"/>
-        <w:gridCol w:w="2268"/>
-      </w:tblGrid>
-      <w:tr>
-        <w:trPr>
-          <w:trHeight w:val="124"/>
-        </w:trPr>
-        <w:tc>
-          <w:tcPr>
-            <w:tcW w:w="1559" w:type="dxa"/>
-          </w:tcPr>
-          <w:p>
-            <w:pPr>
-              <w:jc w:val="center"/>
-              <w:rPr>
-                <w:b/>
-                <w:bCs/>
-              </w:rPr>
-            </w:pPr>
-            <w:r>
-              <w:rPr>
-                <w:b/>
-                <w:bCs/>
-              </w:rPr>
-              <w:t>DATE</w:t>
-            </w:r>
-          </w:p>
-        </w:tc>
-        <w:tc>
-          <w:tcPr>
-            <w:tcW w:w="2536" w:type="dxa"/>
-          </w:tcPr>
-          <w:p>
-            <w:pPr>
-              <w:jc w:val="center"/>
-              <w:rPr>
-                <w:b/>
-                <w:bCs/>
-              </w:rPr>
-            </w:pPr>
-            <w:r>
-              <w:rPr>
-                <w:b/>
-                <w:bCs/>
-              </w:rPr>
-              <w:t>DESCRIPTION</w:t>
-            </w:r>
-          </w:p>
-        </w:tc>
-        <w:tc>
-          <w:tcPr>
-            <w:tcW w:w="2426" w:type="dxa"/>
-          </w:tcPr>
-          <w:p>
-            <w:pPr>
-              <w:jc w:val="center"/>
-              <w:rPr>
-                <w:b/>
-                <w:bCs/>
-              </w:rPr>
-            </w:pPr>
-            <w:r>
-              <w:rPr>
-                <w:b/>
-                <w:bCs/>
-              </w:rPr>
-              <w:t>BRAND</w:t>
-            </w:r>
-          </w:p>
-        </w:tc>
-        <w:tc>
-          <w:tcPr>
-            <w:tcW w:w="2551" w:type="dxa"/>
-          </w:tcPr>
-          <w:p>
-            <w:pPr>
-              <w:jc w:val="center"/>
-              <w:rPr>
-                <w:b/>
-                <w:bCs/>
-              </w:rPr>
-            </w:pPr>
-            <w:r>
-              <w:rPr>
-                <w:b/>
-                <w:bCs/>
-              </w:rPr>
-              <w:t>SERIAL NUMBER</w:t>
-            </w:r>
-          </w:p>
-        </w:tc>
-        <w:tc>
-          <w:tcPr>
-            <w:tcW w:w="2268" w:type="dxa"/>
-          </w:tcPr>
-          <w:p>
-            <w:pPr>
-              <w:jc w:val="center"/>
-              <w:rPr>
-                <w:b/>
-                <w:bCs/>
-              </w:rPr>
-            </w:pPr>
-            <w:r>
-              <w:rPr>
-                <w:b/>
-                <w:bCs/>
-              </w:rPr>
-              <w:t>CONDITION</w:t>
-            </w:r>
-          </w:p>
-        </w:tc>
-      </w:tr>
-      <w:tr>
-        <w:trPr>
-          <w:trHeight w:val="270"/>
-        </w:trPr>
-        <w:tc>
-          <w:tcPr>
-            <w:tcW w:w="1559" w:type="dxa"/>
-            <w:vAlign w:val="center"/>
-          </w:tcPr>
-          <w:p>
-            <w:pPr>
-              <w:jc w:val="center"/>
-            </w:pPr>
-            <w:r>
-              <w:rPr>
-                <w:sz w:val="18"/>
-                <w:szCs w:val="18"/>
-              </w:rPr>
-              <w:t>{#devices}{assignmentDate}</w:t>
-            </w:r>
-          </w:p>
-        </w:tc>
-        <w:tc>
-          <w:tcPr>
-            <w:tcW w:w="2536" w:type="dxa"/>
-            <w:vAlign w:val="center"/>
-          </w:tcPr>
-          <w:p>
-            <w:pPr>
-              <w:jc w:val="center"/>
-              <w:rPr>
-                <w:rFonts w:ascii="Calibri" w:hAnsi="Calibri" w:cs="Calibri"/>
+            <w:tcW w:w="2401" w:type="dxa"/>
+          </w:tcPr>
+          <w:p>
+            <w:pPr>
+              <w:jc w:val="center"/>
+              <w:rPr>
+                <w:rFonts w:ascii="Glacial Indifference" w:hAnsi="Glacial Indifference"/>
                 <w:color w:val="000000"/>
               </w:rPr>
             </w:pPr>
@@ -439,10 +529,7 @@
             </w:r>
             <w:proofErr w:type="spellStart"/>
             <w:r>
-              <w:t>device</w:t>
-            </w:r>
-            <w:r>
-              <w:t>Type</w:t>
+              <w:t>deviceTag</w:t>
             </w:r>
             <w:proofErr w:type="spellEnd"/>
             <w:r>
@@ -452,106 +539,82 @@
         </w:tc>
         <w:tc>
           <w:tcPr>
-            <w:tcW w:w="2426" w:type="dxa"/>
-            <w:vAlign w:val="center"/>
-          </w:tcPr>
-          <w:p>
-            <w:pPr>
-              <w:jc w:val="center"/>
-              <w:rPr>
-                <w:rFonts w:ascii="Calibri" w:hAnsi="Calibri" w:cs="Calibri"/>
-                <w:color w:val="000000"/>
-              </w:rPr>
-            </w:pPr>
+            <w:tcW w:w="1890" w:type="dxa"/>
+          </w:tcPr>
+          <w:p>
+            <w:pPr>
+              <w:jc w:val="center"/>
+              <w:rPr>
+                <w:rFonts w:ascii="Glacial Indifference" w:hAnsi="Glacial Indifference"/>
+              </w:rPr>
+            </w:pPr>
+            <w:proofErr w:type="gramStart"/>
             <w:r>
-              <w:t>{brand}</w:t>
+              <w:t>{condition}{/</w:t>
             </w:r>
-          </w:p>
-        </w:tc>
-        <w:tc>
-          <w:tcPr>
-            <w:tcW w:w="2551" w:type="dxa"/>
-            <w:vAlign w:val="center"/>
-          </w:tcPr>
-          <w:p>
-            <w:pPr>
-              <w:jc w:val="center"/>
-              <w:rPr>
-                <w:rFonts w:ascii="Calibri" w:hAnsi="Calibri" w:cs="Calibri"/>
-                <w:color w:val="000000"/>
-              </w:rPr>
-            </w:pPr>
+            <w:proofErr w:type="gramEnd"/>
             <w:r>
-              <w:rPr>
-                <w:rFonts w:ascii="Aptos Narrow" w:hAnsi="Aptos Narrow"/>
-                <w:color w:val="000000"/>
-              </w:rPr>
-              <w:t>{</w:t>
-            </w:r>
-            <w:proofErr w:type="spellStart"/>
-            <w:r>
-              <w:rPr>
-                <w:rFonts w:ascii="Aptos Narrow" w:hAnsi="Aptos Narrow"/>
-                <w:color w:val="000000"/>
-              </w:rPr>
-              <w:t>deviceTag</w:t>
-            </w:r>
-            <w:proofErr w:type="spellEnd"/>
-            <w:r>
-              <w:rPr>
-                <w:rFonts w:ascii="Aptos Narrow" w:hAnsi="Aptos Narrow"/>
-                <w:color w:val="000000"/>
-              </w:rPr>
-              <w:t>}</w:t>
-            </w:r>
-          </w:p>
-        </w:tc>
-        <w:tc>
-          <w:tcPr>
-            <w:tcW w:w="2268" w:type="dxa"/>
-            <w:vAlign w:val="center"/>
-          </w:tcPr>
-          <w:p>
-            <w:pPr>
-              <w:tabs>
-                <w:tab w:val="left" w:pos="705"/>
-                <w:tab w:val="center" w:pos="1026"/>
-              </w:tabs>
-              <w:ind w:left="1440" w:hanging="1440"/>
-              <w:jc w:val="center"/>
-              <w:rPr>
-                <w:rFonts w:cstheme="minorHAnsi"/>
-              </w:rPr>
-            </w:pPr>
-            <w:r>
-              <w:t>{condition}{/devices}</w:t>
+              <w:t>devices}</w:t>
             </w:r>
           </w:p>
         </w:tc>
       </w:tr>
       <w:tr>
         <w:trPr>
-          <w:trHeight w:val="161"/>
+          <w:trHeight w:val="347"/>
         </w:trPr>
         <w:tc>
           <w:tcPr>
-            <w:tcW w:w="1559" w:type="dxa"/>
-          </w:tcPr>
-          <w:p>
-            <w:pPr>
-              <w:jc w:val="center"/>
-            </w:pPr>
-          </w:p>
-        </w:tc>
-        <w:tc>
-          <w:tcPr>
-            <w:tcW w:w="2536" w:type="dxa"/>
-          </w:tcPr>
-          <w:p>
-            <w:pPr>
-              <w:jc w:val="center"/>
-              <w:rPr>
-                <w:rFonts w:ascii="Calibri" w:hAnsi="Calibri" w:cs="Calibri"/>
+            <w:tcW w:w="1345" w:type="dxa"/>
+            <w:vAlign w:val="center"/>
+          </w:tcPr>
+          <w:p>
+            <w:pPr>
+              <w:jc w:val="center"/>
+              <w:rPr>
+                <w:rFonts w:ascii="Glacial Indifference" w:hAnsi="Glacial Indifference"/>
+              </w:rPr>
+            </w:pPr>
+          </w:p>
+        </w:tc>
+        <w:tc>
+          <w:tcPr>
+            <w:tcW w:w="2070" w:type="dxa"/>
+            <w:vAlign w:val="center"/>
+          </w:tcPr>
+          <w:p>
+            <w:pPr>
+              <w:jc w:val="center"/>
+              <w:rPr>
+                <w:rFonts w:ascii="Glacial Indifference" w:hAnsi="Glacial Indifference"/>
+              </w:rPr>
+            </w:pPr>
+          </w:p>
+        </w:tc>
+        <w:tc>
+          <w:tcPr>
+            <w:tcW w:w="1919" w:type="dxa"/>
+            <w:vAlign w:val="center"/>
+          </w:tcPr>
+          <w:p>
+            <w:pPr>
+              <w:jc w:val="center"/>
+              <w:rPr>
+                <w:rFonts w:ascii="Glacial Indifference" w:hAnsi="Glacial Indifference"/>
+              </w:rPr>
+            </w:pPr>
+          </w:p>
+        </w:tc>
+        <w:tc>
+          <w:tcPr>
+            <w:tcW w:w="2401" w:type="dxa"/>
+            <w:vAlign w:val="center"/>
+          </w:tcPr>
+          <w:p>
+            <w:pPr>
+              <w:jc w:val="center"/>
+              <w:rPr>
+                <w:rFonts w:ascii="Glacial Indifference" w:hAnsi="Glacial Indifference"/>
                 <w:color w:val="000000"/>
               </w:rPr>
             </w:pPr>
@@ -559,42 +622,18 @@
         </w:tc>
         <w:tc>
           <w:tcPr>
-            <w:tcW w:w="2426" w:type="dxa"/>
-          </w:tcPr>
-          <w:p>
-            <w:pPr>
-              <w:jc w:val="center"/>
-              <w:rPr>
-                <w:rFonts w:ascii="Calibri" w:hAnsi="Calibri" w:cs="Calibri"/>
-                <w:color w:val="000000"/>
-              </w:rPr>
-            </w:pPr>
-          </w:p>
-        </w:tc>
-        <w:tc>
-          <w:tcPr>
-            <w:tcW w:w="2551" w:type="dxa"/>
-          </w:tcPr>
-          <w:p>
-            <w:pPr>
-              <w:jc w:val="center"/>
-              <w:rPr>
-                <w:rFonts w:ascii="Calibri" w:hAnsi="Calibri" w:cs="Calibri"/>
-                <w:color w:val="000000"/>
-              </w:rPr>
-            </w:pPr>
-          </w:p>
-        </w:tc>
-        <w:tc>
-          <w:tcPr>
-            <w:tcW w:w="2268" w:type="dxa"/>
-          </w:tcPr>
-          <w:p>
-            <w:pPr>
-              <w:jc w:val="center"/>
-              <w:rPr>
-                <w:b/>
-                <w:bCs/>
+            <w:tcW w:w="1890" w:type="dxa"/>
+            <w:vAlign w:val="center"/>
+          </w:tcPr>
+          <w:p>
+            <w:pPr>
+              <w:tabs>
+                <w:tab w:val="left" w:pos="795"/>
+                <w:tab w:val="left" w:pos="1395"/>
+              </w:tabs>
+              <w:jc w:val="center"/>
+              <w:rPr>
+                <w:rFonts w:ascii="Glacial Indifference" w:hAnsi="Glacial Indifference"/>
               </w:rPr>
             </w:pPr>
           </w:p>
@@ -602,27 +641,60 @@
       </w:tr>
       <w:tr>
         <w:trPr>
-          <w:trHeight w:val="270"/>
+          <w:trHeight w:val="347"/>
         </w:trPr>
         <w:tc>
           <w:tcPr>
-            <w:tcW w:w="1559" w:type="dxa"/>
-          </w:tcPr>
-          <w:p>
-            <w:pPr>
-              <w:jc w:val="center"/>
-            </w:pPr>
-          </w:p>
-        </w:tc>
-        <w:tc>
-          <w:tcPr>
-            <w:tcW w:w="2536" w:type="dxa"/>
-          </w:tcPr>
-          <w:p>
-            <w:pPr>
-              <w:jc w:val="center"/>
-              <w:rPr>
-                <w:rFonts w:ascii="Calibri" w:hAnsi="Calibri" w:cs="Calibri"/>
+            <w:tcW w:w="1345" w:type="dxa"/>
+            <w:vAlign w:val="center"/>
+          </w:tcPr>
+          <w:p>
+            <w:pPr>
+              <w:jc w:val="center"/>
+              <w:rPr>
+                <w:rFonts w:ascii="Glacial Indifference" w:hAnsi="Glacial Indifference"/>
+              </w:rPr>
+            </w:pPr>
+          </w:p>
+        </w:tc>
+        <w:tc>
+          <w:tcPr>
+            <w:tcW w:w="2070" w:type="dxa"/>
+            <w:vAlign w:val="center"/>
+          </w:tcPr>
+          <w:p>
+            <w:pPr>
+              <w:jc w:val="center"/>
+              <w:rPr>
+                <w:rFonts w:ascii="Glacial Indifference" w:hAnsi="Glacial Indifference"/>
+              </w:rPr>
+            </w:pPr>
+          </w:p>
+        </w:tc>
+        <w:tc>
+          <w:tcPr>
+            <w:tcW w:w="1919" w:type="dxa"/>
+            <w:vAlign w:val="center"/>
+          </w:tcPr>
+          <w:p>
+            <w:pPr>
+              <w:jc w:val="center"/>
+              <w:rPr>
+                <w:rFonts w:ascii="Glacial Indifference" w:hAnsi="Glacial Indifference"/>
+              </w:rPr>
+            </w:pPr>
+          </w:p>
+        </w:tc>
+        <w:tc>
+          <w:tcPr>
+            <w:tcW w:w="2401" w:type="dxa"/>
+            <w:vAlign w:val="center"/>
+          </w:tcPr>
+          <w:p>
+            <w:pPr>
+              <w:jc w:val="center"/>
+              <w:rPr>
+                <w:rFonts w:ascii="Glacial Indifference" w:hAnsi="Glacial Indifference"/>
                 <w:color w:val="000000"/>
               </w:rPr>
             </w:pPr>
@@ -630,40 +702,14 @@
         </w:tc>
         <w:tc>
           <w:tcPr>
-            <w:tcW w:w="2426" w:type="dxa"/>
-          </w:tcPr>
-          <w:p>
-            <w:pPr>
-              <w:jc w:val="center"/>
-              <w:rPr>
-                <w:rFonts w:ascii="Calibri" w:hAnsi="Calibri" w:cs="Calibri"/>
-                <w:color w:val="000000"/>
-              </w:rPr>
-            </w:pPr>
-          </w:p>
-        </w:tc>
-        <w:tc>
-          <w:tcPr>
-            <w:tcW w:w="2551" w:type="dxa"/>
-          </w:tcPr>
-          <w:p>
-            <w:pPr>
-              <w:jc w:val="center"/>
-              <w:rPr>
-                <w:rFonts w:ascii="Calibri" w:hAnsi="Calibri" w:cs="Calibri"/>
-                <w:color w:val="000000"/>
-              </w:rPr>
-            </w:pPr>
-          </w:p>
-        </w:tc>
-        <w:tc>
-          <w:tcPr>
-            <w:tcW w:w="2268" w:type="dxa"/>
-          </w:tcPr>
-          <w:p>
-            <w:pPr>
-              <w:jc w:val="center"/>
-              <w:rPr>
+            <w:tcW w:w="1890" w:type="dxa"/>
+            <w:vAlign w:val="center"/>
+          </w:tcPr>
+          <w:p>
+            <w:pPr>
+              <w:jc w:val="center"/>
+              <w:rPr>
+                <w:rFonts w:ascii="Glacial Indifference" w:hAnsi="Glacial Indifference"/>
                 <w:sz w:val="18"/>
                 <w:szCs w:val="18"/>
               </w:rPr>
@@ -673,27 +719,63 @@
       </w:tr>
       <w:tr>
         <w:trPr>
-          <w:trHeight w:val="270"/>
+          <w:trHeight w:val="347"/>
         </w:trPr>
         <w:tc>
           <w:tcPr>
-            <w:tcW w:w="1559" w:type="dxa"/>
-          </w:tcPr>
-          <w:p>
-            <w:pPr>
-              <w:jc w:val="center"/>
-            </w:pPr>
-          </w:p>
-        </w:tc>
-        <w:tc>
-          <w:tcPr>
-            <w:tcW w:w="2536" w:type="dxa"/>
-          </w:tcPr>
-          <w:p>
-            <w:pPr>
-              <w:jc w:val="center"/>
-              <w:rPr>
-                <w:rFonts w:ascii="Calibri" w:hAnsi="Calibri" w:cs="Calibri"/>
+            <w:tcW w:w="1345" w:type="dxa"/>
+            <w:vAlign w:val="center"/>
+          </w:tcPr>
+          <w:p>
+            <w:pPr>
+              <w:jc w:val="center"/>
+              <w:rPr>
+                <w:rFonts w:ascii="Glacial Indifference" w:hAnsi="Glacial Indifference"/>
+              </w:rPr>
+            </w:pPr>
+          </w:p>
+        </w:tc>
+        <w:tc>
+          <w:tcPr>
+            <w:tcW w:w="2070" w:type="dxa"/>
+            <w:vAlign w:val="center"/>
+          </w:tcPr>
+          <w:p>
+            <w:pPr>
+              <w:tabs>
+                <w:tab w:val="left" w:pos="322"/>
+              </w:tabs>
+              <w:jc w:val="center"/>
+              <w:rPr>
+                <w:rFonts w:ascii="Glacial Indifference" w:hAnsi="Glacial Indifference"/>
+              </w:rPr>
+            </w:pPr>
+          </w:p>
+        </w:tc>
+        <w:tc>
+          <w:tcPr>
+            <w:tcW w:w="1919" w:type="dxa"/>
+            <w:vAlign w:val="center"/>
+          </w:tcPr>
+          <w:p>
+            <w:pPr>
+              <w:jc w:val="center"/>
+              <w:rPr>
+                <w:rFonts w:ascii="Glacial Indifference" w:hAnsi="Glacial Indifference"/>
+              </w:rPr>
+            </w:pPr>
+          </w:p>
+        </w:tc>
+        <w:tc>
+          <w:tcPr>
+            <w:tcW w:w="2401" w:type="dxa"/>
+            <w:vAlign w:val="center"/>
+          </w:tcPr>
+          <w:p>
+            <w:pPr>
+              <w:jc w:val="center"/>
+              <w:rPr>
+                <w:rFonts w:ascii="Glacial Indifference" w:hAnsi="Glacial Indifference"/>
                 <w:color w:val="000000"/>
               </w:rPr>
             </w:pPr>
@@ -701,40 +783,14 @@
         </w:tc>
         <w:tc>
           <w:tcPr>
-            <w:tcW w:w="2426" w:type="dxa"/>
-          </w:tcPr>
-          <w:p>
-            <w:pPr>
-              <w:jc w:val="center"/>
-              <w:rPr>
-                <w:rFonts w:ascii="Calibri" w:hAnsi="Calibri" w:cs="Calibri"/>
-                <w:color w:val="000000"/>
-              </w:rPr>
-            </w:pPr>
-          </w:p>
-        </w:tc>
-        <w:tc>
-          <w:tcPr>
-            <w:tcW w:w="2551" w:type="dxa"/>
-          </w:tcPr>
-          <w:p>
-            <w:pPr>
-              <w:jc w:val="center"/>
-              <w:rPr>
-                <w:rFonts w:ascii="Calibri" w:hAnsi="Calibri" w:cs="Calibri"/>
-                <w:color w:val="000000"/>
-              </w:rPr>
-            </w:pPr>
-          </w:p>
-        </w:tc>
-        <w:tc>
-          <w:tcPr>
-            <w:tcW w:w="2268" w:type="dxa"/>
-          </w:tcPr>
-          <w:p>
-            <w:pPr>
-              <w:jc w:val="center"/>
-              <w:rPr>
+            <w:tcW w:w="1890" w:type="dxa"/>
+            <w:vAlign w:val="center"/>
+          </w:tcPr>
+          <w:p>
+            <w:pPr>
+              <w:jc w:val="center"/>
+              <w:rPr>
+                <w:rFonts w:ascii="Glacial Indifference" w:hAnsi="Glacial Indifference"/>
                 <w:sz w:val="18"/>
                 <w:szCs w:val="18"/>
               </w:rPr>
@@ -744,27 +800,49 @@
       </w:tr>
       <w:tr>
         <w:trPr>
-          <w:trHeight w:val="270"/>
+          <w:trHeight w:val="347"/>
         </w:trPr>
         <w:tc>
           <w:tcPr>
-            <w:tcW w:w="1559" w:type="dxa"/>
-          </w:tcPr>
-          <w:p>
-            <w:pPr>
-              <w:jc w:val="center"/>
-            </w:pPr>
-          </w:p>
-        </w:tc>
-        <w:tc>
-          <w:tcPr>
-            <w:tcW w:w="2536" w:type="dxa"/>
-          </w:tcPr>
-          <w:p>
-            <w:pPr>
-              <w:jc w:val="center"/>
-              <w:rPr>
-                <w:rFonts w:ascii="Calibri" w:hAnsi="Calibri" w:cs="Calibri"/>
+            <w:tcW w:w="1345" w:type="dxa"/>
+            <w:vAlign w:val="center"/>
+          </w:tcPr>
+          <w:p>
+            <w:pPr>
+              <w:jc w:val="center"/>
+              <w:rPr>
+                <w:rFonts w:ascii="Glacial Indifference" w:hAnsi="Glacial Indifference"/>
+              </w:rPr>
+            </w:pPr>
+          </w:p>
+        </w:tc>
+        <w:tc>
+          <w:tcPr>
+            <w:tcW w:w="2070" w:type="dxa"/>
+            <w:vAlign w:val="center"/>
+          </w:tcPr>
+          <w:p>
+            <w:pPr>
+              <w:tabs>
+                <w:tab w:val="left" w:pos="290"/>
+              </w:tabs>
+              <w:jc w:val="center"/>
+              <w:rPr>
+                <w:rFonts w:ascii="Glacial Indifference" w:hAnsi="Glacial Indifference"/>
+              </w:rPr>
+            </w:pPr>
+          </w:p>
+        </w:tc>
+        <w:tc>
+          <w:tcPr>
+            <w:tcW w:w="1919" w:type="dxa"/>
+            <w:vAlign w:val="center"/>
+          </w:tcPr>
+          <w:p>
+            <w:pPr>
+              <w:jc w:val="center"/>
+              <w:rPr>
+                <w:rFonts w:ascii="Glacial Indifference" w:hAnsi="Glacial Indifference"/>
                 <w:color w:val="000000"/>
               </w:rPr>
             </w:pPr>
@@ -772,13 +850,14 @@
         </w:tc>
         <w:tc>
           <w:tcPr>
-            <w:tcW w:w="2426" w:type="dxa"/>
-          </w:tcPr>
-          <w:p>
-            <w:pPr>
-              <w:jc w:val="center"/>
-              <w:rPr>
-                <w:rFonts w:ascii="Calibri" w:hAnsi="Calibri" w:cs="Calibri"/>
+            <w:tcW w:w="2401" w:type="dxa"/>
+            <w:vAlign w:val="center"/>
+          </w:tcPr>
+          <w:p>
+            <w:pPr>
+              <w:jc w:val="center"/>
+              <w:rPr>
+                <w:rFonts w:ascii="Glacial Indifference" w:hAnsi="Glacial Indifference"/>
                 <w:color w:val="000000"/>
               </w:rPr>
             </w:pPr>
@@ -786,113 +865,74 @@
         </w:tc>
         <w:tc>
           <w:tcPr>
-            <w:tcW w:w="2551" w:type="dxa"/>
-          </w:tcPr>
-          <w:p>
-            <w:pPr>
-              <w:jc w:val="center"/>
-              <w:rPr>
-                <w:rFonts w:ascii="Calibri" w:hAnsi="Calibri" w:cs="Calibri"/>
-                <w:color w:val="000000"/>
-              </w:rPr>
-            </w:pPr>
-          </w:p>
-        </w:tc>
-        <w:tc>
-          <w:tcPr>
-            <w:tcW w:w="2268" w:type="dxa"/>
-          </w:tcPr>
-          <w:p>
-            <w:pPr>
-              <w:jc w:val="center"/>
-              <w:rPr>
-                <w:sz w:val="18"/>
-                <w:szCs w:val="18"/>
-              </w:rPr>
-            </w:pPr>
-          </w:p>
-        </w:tc>
-      </w:tr>
-      <w:tr>
-        <w:trPr>
-          <w:trHeight w:val="270"/>
-        </w:trPr>
-        <w:tc>
-          <w:tcPr>
-            <w:tcW w:w="1559" w:type="dxa"/>
-          </w:tcPr>
-          <w:p>
-            <w:pPr>
-              <w:jc w:val="center"/>
-            </w:pPr>
-          </w:p>
-        </w:tc>
-        <w:tc>
-          <w:tcPr>
-            <w:tcW w:w="2536" w:type="dxa"/>
-          </w:tcPr>
-          <w:p>
-            <w:pPr>
-              <w:jc w:val="center"/>
-              <w:rPr>
-                <w:rFonts w:ascii="Calibri" w:hAnsi="Calibri" w:cs="Calibri"/>
-                <w:color w:val="000000"/>
-              </w:rPr>
-            </w:pPr>
-          </w:p>
-        </w:tc>
-        <w:tc>
-          <w:tcPr>
-            <w:tcW w:w="2426" w:type="dxa"/>
-          </w:tcPr>
-          <w:p>
-            <w:pPr>
-              <w:jc w:val="center"/>
-              <w:rPr>
-                <w:rFonts w:ascii="Calibri" w:hAnsi="Calibri" w:cs="Calibri"/>
-                <w:color w:val="000000"/>
-              </w:rPr>
-            </w:pPr>
-          </w:p>
-        </w:tc>
-        <w:tc>
-          <w:tcPr>
-            <w:tcW w:w="2551" w:type="dxa"/>
-          </w:tcPr>
-          <w:p>
-            <w:pPr>
-              <w:jc w:val="center"/>
-              <w:rPr>
-                <w:rFonts w:ascii="Calibri" w:hAnsi="Calibri" w:cs="Calibri"/>
-                <w:color w:val="000000"/>
-              </w:rPr>
-            </w:pPr>
-          </w:p>
-        </w:tc>
-        <w:tc>
-          <w:tcPr>
-            <w:tcW w:w="2268" w:type="dxa"/>
-          </w:tcPr>
-          <w:p>
-            <w:pPr>
-              <w:jc w:val="center"/>
-              <w:rPr>
-                <w:sz w:val="18"/>
-                <w:szCs w:val="18"/>
+            <w:tcW w:w="1890" w:type="dxa"/>
+            <w:vAlign w:val="center"/>
+          </w:tcPr>
+          <w:p>
+            <w:pPr>
+              <w:jc w:val="center"/>
+              <w:rPr>
+                <w:rFonts w:ascii="Glacial Indifference" w:hAnsi="Glacial Indifference"/>
               </w:rPr>
             </w:pPr>
           </w:p>
         </w:tc>
       </w:tr>
     </w:tbl>
-    <w:p/>
-    <w:p/>
-    <w:p/>
+    <w:p>
+      <w:pPr>
+        <w:rPr>
+          <w:rFonts w:ascii="Glacial Indifference" w:hAnsi="Glacial Indifference"/>
+        </w:rPr>
+      </w:pPr>
+    </w:p>
+    <w:p>
+      <w:pPr>
+        <w:rPr>
+          <w:rFonts w:ascii="Glacial Indifference" w:hAnsi="Glacial Indifference"/>
+        </w:rPr>
+      </w:pPr>
+    </w:p>
+    <w:p>
+      <w:pPr>
+        <w:rPr>
+          <w:rFonts w:ascii="Glacial Indifference" w:hAnsi="Glacial Indifference"/>
+        </w:rPr>
+      </w:pPr>
+    </w:p>
+    <w:p>
+      <w:pPr>
+        <w:rPr>
+          <w:rFonts w:ascii="Glacial Indifference" w:hAnsi="Glacial Indifference"/>
+          <w:b/>
+          <w:bCs/>
+          <w:u w:val="single"/>
+        </w:rPr>
+      </w:pPr>
+    </w:p>
+    <w:p>
+      <w:pPr>
+        <w:rPr>
+          <w:rFonts w:ascii="Glacial Indifference" w:hAnsi="Glacial Indifference"/>
+        </w:rPr>
+      </w:pPr>
+    </w:p>
+    <w:p>
+      <w:pPr>
+        <w:rPr>
+          <w:rFonts w:ascii="Glacial Indifference" w:hAnsi="Glacial Indifference"/>
+        </w:rPr>
+      </w:pPr>
+    </w:p>
     <w:sectPr>
-      <w:headerReference w:type="default" r:id="rId7"/>
-      <w:footerReference w:type="default" r:id="rId8"/>
+      <w:headerReference w:type="even" r:id="rId8"/>
+      <w:headerReference w:type="default" r:id="rId9"/>
+      <w:footerReference w:type="even" r:id="rId10"/>
+      <w:footerReference w:type="default" r:id="rId11"/>
+      <w:headerReference w:type="first" r:id="rId12"/>
+      <w:footerReference w:type="first" r:id="rId13"/>
       <w:pgSz w:w="12240" w:h="15840" w:code="1"/>
-      <w:pgMar w:top="720" w:right="340" w:bottom="170" w:left="340" w:header="720" w:footer="1587" w:gutter="0"/>
+      <w:pgMar w:top="1440" w:right="720" w:bottom="1440" w:left="2160" w:header="720" w:footer="576" w:gutter="0"/>
       <w:cols w:space="720"/>
       <w:docGrid w:linePitch="360"/>
     </w:sectPr>
@@ -936,351 +976,486 @@
 <w:ftr xmlns:wpc="http://schemas.microsoft.com/office/word/2010/wordprocessingCanvas" xmlns:cx="http://schemas.microsoft.com/office/drawing/2014/chartex" xmlns:cx1="http://schemas.microsoft.com/office/drawing/2015/9/8/chartex" xmlns:cx2="http://schemas.microsoft.com/office/drawing/2015/10/21/chartex" xmlns:cx3="http://schemas.microsoft.com/office/drawing/2016/5/9/chartex" xmlns:cx4="http://schemas.microsoft.com/office/drawing/2016/5/10/chartex" xmlns:cx5="http://schemas.microsoft.com/office/drawing/2016/5/11/chartex" xmlns:cx6="http://schemas.microsoft.com/office/drawing/2016/5/12/chartex" xmlns:cx7="http://schemas.microsoft.com/office/drawing/2016/5/13/chartex" xmlns:cx8="http://schemas.microsoft.com/office/drawing/2016/5/14/chartex" xmlns:mc="http://schemas.openxmlformats.org/markup-compatibility/2006" xmlns:aink="http://schemas.microsoft.com/office/drawing/2016/ink" xmlns:am3d="http://schemas.microsoft.com/office/drawing/2017/model3d" xmlns:o="urn:schemas-microsoft-com:office:office" xmlns:oel="http://schemas.microsoft.com/office/2019/extlst" xmlns:r="http://schemas.openxmlformats.org/officeDocument/2006/relationships" xmlns:m="http://schemas.openxmlformats.org/officeDocument/2006/math" xmlns:v="urn:schemas-microsoft-com:vml" xmlns:wp14="http://schemas.microsoft.com/office/word/2010/wordprocessingDrawing" xmlns:wp="http://schemas.openxmlformats.org/drawingml/2006/wordprocessingDrawing" xmlns:w10="urn:schemas-microsoft-com:office:word" xmlns:w="http://schemas.openxmlformats.org/wordprocessingml/2006/main" xmlns:w14="http://schemas.microsoft.com/office/word/2010/wordml" xmlns:w15="http://schemas.microsoft.com/office/word/2012/wordml" xmlns:w16cex="http://schemas.microsoft.com/office/word/2018/wordml/cex" xmlns:w16cid="http://schemas.microsoft.com/office/word/2016/wordml/cid" xmlns:w16="http://schemas.microsoft.com/office/word/2018/wordml" xmlns:w16du="http://schemas.microsoft.com/office/word/2023/wordml/word16du" xmlns:w16sdtdh="http://schemas.microsoft.com/office/word/2020/wordml/sdtdatahash" xmlns:w16sdtfl="http://schemas.microsoft.com/office/word/2024/wordml/sdtformatlock" xmlns:w16se="http://schemas.microsoft.com/office/word/2015/wordml/symex" xmlns:wpg="http://schemas.microsoft.com/office/word/2010/wordprocessingGroup" xmlns:wpi="http://schemas.microsoft.com/office/word/2010/wordprocessingInk" xmlns:wne="http://schemas.microsoft.com/office/word/2006/wordml" xmlns:wps="http://schemas.microsoft.com/office/word/2010/wordprocessingShape" mc:Ignorable="w14 w15 w16se w16cid w16 w16cex w16sdtdh w16sdtfl w16du wp14">
   <w:p>
     <w:pPr>
-      <w:jc w:val="both"/>
+      <w:pStyle w:val="Footer"/>
     </w:pPr>
-    <w:r>
-      <w:t xml:space="preserve">I </w:t>
-    </w:r>
-    <w:r>
-      <w:rPr>
+  </w:p>
+</w:ftr>
+</file>
+
+<file path=word/footer2.xml><?xml version="1.0" encoding="utf-8"?>
+<w:ftr xmlns:wpc="http://schemas.microsoft.com/office/word/2010/wordprocessingCanvas" xmlns:cx="http://schemas.microsoft.com/office/drawing/2014/chartex" xmlns:cx1="http://schemas.microsoft.com/office/drawing/2015/9/8/chartex" xmlns:cx2="http://schemas.microsoft.com/office/drawing/2015/10/21/chartex" xmlns:cx3="http://schemas.microsoft.com/office/drawing/2016/5/9/chartex" xmlns:cx4="http://schemas.microsoft.com/office/drawing/2016/5/10/chartex" xmlns:cx5="http://schemas.microsoft.com/office/drawing/2016/5/11/chartex" xmlns:cx6="http://schemas.microsoft.com/office/drawing/2016/5/12/chartex" xmlns:cx7="http://schemas.microsoft.com/office/drawing/2016/5/13/chartex" xmlns:cx8="http://schemas.microsoft.com/office/drawing/2016/5/14/chartex" xmlns:mc="http://schemas.openxmlformats.org/markup-compatibility/2006" xmlns:aink="http://schemas.microsoft.com/office/drawing/2016/ink" xmlns:am3d="http://schemas.microsoft.com/office/drawing/2017/model3d" xmlns:o="urn:schemas-microsoft-com:office:office" xmlns:oel="http://schemas.microsoft.com/office/2019/extlst" xmlns:r="http://schemas.openxmlformats.org/officeDocument/2006/relationships" xmlns:m="http://schemas.openxmlformats.org/officeDocument/2006/math" xmlns:v="urn:schemas-microsoft-com:vml" xmlns:wp14="http://schemas.microsoft.com/office/word/2010/wordprocessingDrawing" xmlns:wp="http://schemas.openxmlformats.org/drawingml/2006/wordprocessingDrawing" xmlns:w10="urn:schemas-microsoft-com:office:word" xmlns:w="http://schemas.openxmlformats.org/wordprocessingml/2006/main" xmlns:w14="http://schemas.microsoft.com/office/word/2010/wordml" xmlns:w15="http://schemas.microsoft.com/office/word/2012/wordml" xmlns:w16cex="http://schemas.microsoft.com/office/word/2018/wordml/cex" xmlns:w16cid="http://schemas.microsoft.com/office/word/2016/wordml/cid" xmlns:w16="http://schemas.microsoft.com/office/word/2018/wordml" xmlns:w16du="http://schemas.microsoft.com/office/word/2023/wordml/word16du" xmlns:w16sdtdh="http://schemas.microsoft.com/office/word/2020/wordml/sdtdatahash" xmlns:w16sdtfl="http://schemas.microsoft.com/office/word/2024/wordml/sdtformatlock" xmlns:w16se="http://schemas.microsoft.com/office/word/2015/wordml/symex" xmlns:wpg="http://schemas.microsoft.com/office/word/2010/wordprocessingGroup" xmlns:wpi="http://schemas.microsoft.com/office/word/2010/wordprocessingInk" xmlns:wne="http://schemas.microsoft.com/office/word/2006/wordml" xmlns:wps="http://schemas.microsoft.com/office/word/2010/wordprocessingShape" mc:Ignorable="w14 w15 w16se w16cid w16 w16cex w16sdtdh w16sdtfl w16du wp14">
+  <w:p>
+    <w:pPr>
+      <w:pStyle w:val="NoSpacing"/>
+      <w:rPr>
+        <w:rFonts w:ascii="Glacial Indifference" w:hAnsi="Glacial Indifference"/>
+      </w:rPr>
+    </w:pPr>
+    <w:r>
+      <w:rPr>
+        <w:rFonts w:ascii="Glacial Indifference" w:hAnsi="Glacial Indifference"/>
+        <w:noProof/>
+      </w:rPr>
+      <w:drawing>
+        <wp:anchor distT="0" distB="0" distL="114300" distR="114300" simplePos="0" relativeHeight="251671552" behindDoc="1" locked="0" layoutInCell="1" allowOverlap="1" wp14:anchorId="33302C9B" wp14:editId="2FA4B939">
+          <wp:simplePos x="0" y="0"/>
+          <wp:positionH relativeFrom="page">
+            <wp:posOffset>3772894</wp:posOffset>
+          </wp:positionH>
+          <wp:positionV relativeFrom="page">
+            <wp:posOffset>7538223</wp:posOffset>
+          </wp:positionV>
+          <wp:extent cx="4203122" cy="2807335"/>
+          <wp:effectExtent l="0" t="0" r="6985" b="0"/>
+          <wp:wrapNone/>
+          <wp:docPr id="102207387" name="Picture 5"/>
+          <wp:cNvGraphicFramePr>
+            <a:graphicFrameLocks xmlns:a="http://schemas.openxmlformats.org/drawingml/2006/main" noChangeAspect="1"/>
+          </wp:cNvGraphicFramePr>
+          <a:graphic xmlns:a="http://schemas.openxmlformats.org/drawingml/2006/main">
+            <a:graphicData uri="http://schemas.openxmlformats.org/drawingml/2006/picture">
+              <pic:pic xmlns:pic="http://schemas.openxmlformats.org/drawingml/2006/picture">
+                <pic:nvPicPr>
+                  <pic:cNvPr id="801498607" name="Picture 801498607"/>
+                  <pic:cNvPicPr/>
+                </pic:nvPicPr>
+                <pic:blipFill rotWithShape="1">
+                  <a:blip r:embed="rId1">
+                    <a:extLst>
+                      <a:ext uri="{28A0092B-C50C-407E-A947-70E740481C1C}">
+                        <a14:useLocalDpi xmlns:a14="http://schemas.microsoft.com/office/drawing/2010/main" val="0"/>
+                      </a:ext>
+                    </a:extLst>
+                  </a:blip>
+                  <a:srcRect l="40731" t="72187" r="377"/>
+                  <a:stretch>
+                    <a:fillRect/>
+                  </a:stretch>
+                </pic:blipFill>
+                <pic:spPr bwMode="auto">
+                  <a:xfrm>
+                    <a:off x="0" y="0"/>
+                    <a:ext cx="4203122" cy="2807335"/>
+                  </a:xfrm>
+                  <a:prstGeom prst="rect">
+                    <a:avLst/>
+                  </a:prstGeom>
+                  <a:ln>
+                    <a:noFill/>
+                  </a:ln>
+                  <a:extLst>
+                    <a:ext uri="{53640926-AAD7-44D8-BBD7-CCE9431645EC}">
+                      <a14:shadowObscured xmlns:a14="http://schemas.microsoft.com/office/drawing/2010/main"/>
+                    </a:ext>
+                  </a:extLst>
+                </pic:spPr>
+              </pic:pic>
+            </a:graphicData>
+          </a:graphic>
+          <wp14:sizeRelH relativeFrom="margin">
+            <wp14:pctWidth>0</wp14:pctWidth>
+          </wp14:sizeRelH>
+          <wp14:sizeRelV relativeFrom="margin">
+            <wp14:pctHeight>0</wp14:pctHeight>
+          </wp14:sizeRelV>
+        </wp:anchor>
+      </w:drawing>
+    </w:r>
+    <w:r>
+      <w:rPr>
+        <w:rFonts w:ascii="Glacial Indifference" w:hAnsi="Glacial Indifference"/>
+      </w:rPr>
+      <w:t>I</w:t>
+    </w:r>
+    <w:r>
+      <w:rPr>
+        <w:rFonts w:ascii="Glacial Indifference" w:hAnsi="Glacial Indifference"/>
         <w:u w:val="single"/>
       </w:rPr>
-      <w:t xml:space="preserve">        __{name}__</w:t>
-    </w:r>
-    <w:r>
-      <w:rPr>
+      <w:t xml:space="preserve">         __{name}__    </w:t>
+    </w:r>
+    <w:proofErr w:type="gramStart"/>
+    <w:r>
+      <w:rPr>
+        <w:rFonts w:ascii="Glacial Indifference" w:hAnsi="Glacial Indifference"/>
         <w:u w:val="single"/>
       </w:rPr>
-      <w:t xml:space="preserve"> </w:t>
-    </w:r>
-    <w:r>
-      <w:rPr>
-        <w:u w:val="single"/>
-      </w:rPr>
-      <w:t xml:space="preserve">      (</w:t>
-    </w:r>
-    <w:r>
-      <w:rPr>
+      <w:t xml:space="preserve">   (</w:t>
+    </w:r>
+    <w:proofErr w:type="gramEnd"/>
+    <w:r>
+      <w:rPr>
+        <w:rFonts w:ascii="Glacial Indifference" w:hAnsi="Glacial Indifference"/>
         <w:b/>
         <w:bCs/>
       </w:rPr>
-      <w:t>Name of Returner</w:t>
-    </w:r>
-    <w:r>
-      <w:t xml:space="preserve">)       </w:t>
+      <w:t xml:space="preserve">Name of </w:t>
+    </w:r>
+    <w:proofErr w:type="gramStart"/>
+    <w:r>
+      <w:rPr>
+        <w:rFonts w:ascii="Glacial Indifference" w:hAnsi="Glacial Indifference"/>
+        <w:b/>
+        <w:bCs/>
+      </w:rPr>
+      <w:t>Returner</w:t>
+    </w:r>
+    <w:r>
+      <w:rPr>
+        <w:rFonts w:ascii="Glacial Indifference" w:hAnsi="Glacial Indifference"/>
+      </w:rPr>
+      <w:t xml:space="preserve">)   </w:t>
+    </w:r>
+    <w:proofErr w:type="gramEnd"/>
+    <w:r>
+      <w:rPr>
+        <w:rFonts w:ascii="Glacial Indifference" w:hAnsi="Glacial Indifference"/>
+      </w:rPr>
+      <w:t xml:space="preserve">    </w:t>
+    </w:r>
+    <w:r>
+      <w:rPr>
+        <w:rFonts w:ascii="Glacial Indifference" w:hAnsi="Glacial Indifference"/>
+      </w:rPr>
+      <w:br/>
+    </w:r>
+    <w:r>
+      <w:rPr>
+        <w:rFonts w:ascii="Glacial Indifference" w:hAnsi="Glacial Indifference"/>
+        <w:b/>
+        <w:bCs/>
+        <w:color w:val="EE0000"/>
+        <w:sz w:val="20"/>
+        <w:szCs w:val="20"/>
+      </w:rPr>
+      <w:t>{checkBox1</w:t>
+    </w:r>
+    <w:proofErr w:type="gramStart"/>
+    <w:r>
+      <w:rPr>
+        <w:rFonts w:ascii="Glacial Indifference" w:hAnsi="Glacial Indifference"/>
+        <w:b/>
+        <w:bCs/>
+        <w:color w:val="EE0000"/>
+        <w:sz w:val="20"/>
+        <w:szCs w:val="20"/>
+      </w:rPr>
+      <w:t>Checked}</w:t>
+    </w:r>
+    <w:r>
+      <w:rPr>
+        <w:rFonts w:ascii="Glacial Indifference" w:hAnsi="Glacial Indifference"/>
+        <w:b/>
+        <w:bCs/>
+        <w:sz w:val="20"/>
+        <w:szCs w:val="20"/>
+      </w:rPr>
+      <w:t>{</w:t>
+    </w:r>
+    <w:proofErr w:type="gramEnd"/>
+    <w:r>
+      <w:rPr>
+        <w:rFonts w:ascii="Glacial Indifference" w:hAnsi="Glacial Indifference"/>
+        <w:b/>
+        <w:bCs/>
+        <w:sz w:val="20"/>
+        <w:szCs w:val="20"/>
+      </w:rPr>
+      <w:t>checkBox1</w:t>
+    </w:r>
+    <w:proofErr w:type="gramStart"/>
+    <w:r>
+      <w:rPr>
+        <w:rFonts w:ascii="Glacial Indifference" w:hAnsi="Glacial Indifference"/>
+        <w:b/>
+        <w:bCs/>
+        <w:sz w:val="20"/>
+        <w:szCs w:val="20"/>
+      </w:rPr>
+      <w:t>Unchecked}</w:t>
+    </w:r>
+    <w:r>
+      <w:rPr>
+        <w:rFonts w:ascii="Glacial Indifference" w:hAnsi="Glacial Indifference"/>
+      </w:rPr>
+      <w:t>Hereby</w:t>
+    </w:r>
+    <w:proofErr w:type="gramEnd"/>
+    <w:r>
+      <w:rPr>
+        <w:rFonts w:ascii="Glacial Indifference" w:hAnsi="Glacial Indifference"/>
+      </w:rPr>
+      <w:t xml:space="preserve"> affirm that the assets detailed above have been returned in good working condition. Therefore, upon signing this accountability form, I relinquish any further responsibility associated with these assets. I have ensured careful handling throughout their possession and am now returning them.</w:t>
+    </w:r>
+    <w:r>
+      <w:rPr>
+        <w:rFonts w:ascii="Glacial Indifference" w:hAnsi="Glacial Indifference"/>
+      </w:rPr>
+      <w:br/>
+    </w:r>
+    <w:r>
+      <w:rPr>
+        <w:rFonts w:ascii="Glacial Indifference" w:hAnsi="Glacial Indifference"/>
+        <w:b/>
+        <w:bCs/>
+        <w:color w:val="EE0000"/>
+        <w:sz w:val="20"/>
+        <w:szCs w:val="20"/>
+      </w:rPr>
+      <w:t>{checkBox2</w:t>
+    </w:r>
+    <w:proofErr w:type="gramStart"/>
+    <w:r>
+      <w:rPr>
+        <w:rFonts w:ascii="Glacial Indifference" w:hAnsi="Glacial Indifference"/>
+        <w:b/>
+        <w:bCs/>
+        <w:color w:val="EE0000"/>
+        <w:sz w:val="20"/>
+        <w:szCs w:val="20"/>
+      </w:rPr>
+      <w:t>Checked}</w:t>
+    </w:r>
+    <w:r>
+      <w:rPr>
+        <w:rFonts w:ascii="Glacial Indifference" w:hAnsi="Glacial Indifference"/>
+        <w:b/>
+        <w:bCs/>
+        <w:sz w:val="20"/>
+        <w:szCs w:val="20"/>
+      </w:rPr>
+      <w:t>{</w:t>
+    </w:r>
+    <w:proofErr w:type="gramEnd"/>
+    <w:r>
+      <w:rPr>
+        <w:rFonts w:ascii="Glacial Indifference" w:hAnsi="Glacial Indifference"/>
+        <w:b/>
+        <w:bCs/>
+        <w:sz w:val="20"/>
+        <w:szCs w:val="20"/>
+      </w:rPr>
+      <w:t>checkBox2</w:t>
+    </w:r>
+    <w:proofErr w:type="gramStart"/>
+    <w:r>
+      <w:rPr>
+        <w:rFonts w:ascii="Glacial Indifference" w:hAnsi="Glacial Indifference"/>
+        <w:b/>
+        <w:bCs/>
+        <w:sz w:val="20"/>
+        <w:szCs w:val="20"/>
+      </w:rPr>
+      <w:t>Unchecked}</w:t>
+    </w:r>
+    <w:r>
+      <w:rPr>
+        <w:rFonts w:ascii="Glacial Indifference" w:hAnsi="Glacial Indifference"/>
+      </w:rPr>
+      <w:t>Confirm</w:t>
+    </w:r>
+    <w:proofErr w:type="gramEnd"/>
+    <w:r>
+      <w:rPr>
+        <w:rFonts w:ascii="Glacial Indifference" w:hAnsi="Glacial Indifference"/>
+      </w:rPr>
+      <w:t xml:space="preserve"> that the assets entrusted to me have reached the end of their useful life, and therefore, I bear no control or responsibility for their disposal.</w:t>
     </w:r>
   </w:p>
   <w:p>
     <w:pPr>
-      <w:jc w:val="both"/>
+      <w:pStyle w:val="NoSpacing"/>
+      <w:rPr>
+        <w:rFonts w:ascii="Glacial Indifference" w:hAnsi="Glacial Indifference"/>
+      </w:rPr>
     </w:pPr>
     <w:r>
       <w:rPr>
+        <w:rFonts w:ascii="Glacial Indifference" w:hAnsi="Glacial Indifference"/>
+      </w:rPr>
+      <w:t>I</w:t>
+    </w:r>
+    <w:r>
+      <w:rPr>
+        <w:rFonts w:ascii="Glacial Indifference" w:hAnsi="Glacial Indifference"/>
+        <w:u w:val="single"/>
+      </w:rPr>
+      <w:t xml:space="preserve"> _JOHN ALBERT LAGO </w:t>
+    </w:r>
+    <w:r>
+      <w:rPr>
+        <w:rFonts w:ascii="Glacial Indifference" w:hAnsi="Glacial Indifference"/>
+      </w:rPr>
+      <w:t>(</w:t>
+    </w:r>
+    <w:r>
+      <w:rPr>
+        <w:rFonts w:ascii="Glacial Indifference" w:hAnsi="Glacial Indifference"/>
+        <w:b/>
+        <w:bCs/>
+      </w:rPr>
+      <w:t>Name of Approver</w:t>
+    </w:r>
+    <w:r>
+      <w:rPr>
+        <w:rFonts w:ascii="Glacial Indifference" w:hAnsi="Glacial Indifference"/>
+      </w:rPr>
+      <w:t>)</w:t>
+    </w:r>
+    <w:r>
+      <w:rPr>
+        <w:rFonts w:ascii="Glacial Indifference" w:hAnsi="Glacial Indifference"/>
+      </w:rPr>
+      <w:br/>
+    </w:r>
+    <w:r>
+      <w:rPr>
+        <w:rFonts w:ascii="Glacial Indifference" w:hAnsi="Glacial Indifference"/>
         <w:b/>
         <w:bCs/>
         <w:color w:val="EE0000"/>
-        <w:sz w:val="24"/>
-        <w:szCs w:val="24"/>
-      </w:rPr>
-      <w:t>{checkBox1Checked}</w:t>
-    </w:r>
-    <w:r>
-      <w:rPr>
-        <w:b/>
-        <w:bCs/>
-        <w:sz w:val="24"/>
-        <w:szCs w:val="24"/>
-      </w:rPr>
-      <w:t>{checkBox1Unchecked</w:t>
-    </w:r>
-    <w:r>
-      <w:rPr>
-        <w:b/>
-        <w:bCs/>
-        <w:sz w:val="24"/>
-        <w:szCs w:val="24"/>
-      </w:rPr>
-      <w:t>}</w:t>
-    </w:r>
-    <w:r>
-      <w:t>H</w:t>
-    </w:r>
-    <w:r>
-      <w:t>ereby affirm that the assets detailed above have been returned in good working condition. Therefore, upon signing this accountability form, I relinquish any further responsibility associated with these assets. I have ensured careful handling throughout their possession and am now returning them.</w:t>
-    </w:r>
-  </w:p>
-  <w:p>
-    <w:pPr>
-      <w:jc w:val="both"/>
-    </w:pPr>
-    <w:r>
-      <w:rPr>
+        <w:sz w:val="20"/>
+        <w:szCs w:val="20"/>
+      </w:rPr>
+      <w:t>{checkBox3</w:t>
+    </w:r>
+    <w:proofErr w:type="gramStart"/>
+    <w:r>
+      <w:rPr>
+        <w:rFonts w:ascii="Glacial Indifference" w:hAnsi="Glacial Indifference"/>
         <w:b/>
         <w:bCs/>
         <w:color w:val="EE0000"/>
-        <w:sz w:val="24"/>
-        <w:szCs w:val="24"/>
-      </w:rPr>
-      <w:t>{checkBox</w:t>
-    </w:r>
-    <w:r>
-      <w:rPr>
+        <w:sz w:val="20"/>
+        <w:szCs w:val="20"/>
+      </w:rPr>
+      <w:t>Checked}</w:t>
+    </w:r>
+    <w:r>
+      <w:rPr>
+        <w:rFonts w:ascii="Glacial Indifference" w:hAnsi="Glacial Indifference"/>
+        <w:b/>
+        <w:bCs/>
+        <w:sz w:val="20"/>
+        <w:szCs w:val="20"/>
+      </w:rPr>
+      <w:t>{</w:t>
+    </w:r>
+    <w:proofErr w:type="gramEnd"/>
+    <w:r>
+      <w:rPr>
+        <w:rFonts w:ascii="Glacial Indifference" w:hAnsi="Glacial Indifference"/>
+        <w:b/>
+        <w:bCs/>
+        <w:sz w:val="20"/>
+        <w:szCs w:val="20"/>
+      </w:rPr>
+      <w:t>checkBox3</w:t>
+    </w:r>
+    <w:proofErr w:type="gramStart"/>
+    <w:r>
+      <w:rPr>
+        <w:rFonts w:ascii="Glacial Indifference" w:hAnsi="Glacial Indifference"/>
+        <w:b/>
+        <w:bCs/>
+        <w:sz w:val="20"/>
+        <w:szCs w:val="20"/>
+      </w:rPr>
+      <w:t>Unchecked}</w:t>
+    </w:r>
+    <w:r>
+      <w:rPr>
+        <w:rFonts w:ascii="Glacial Indifference" w:hAnsi="Glacial Indifference"/>
+      </w:rPr>
+      <w:t>Hereby</w:t>
+    </w:r>
+    <w:proofErr w:type="gramEnd"/>
+    <w:r>
+      <w:rPr>
+        <w:rFonts w:ascii="Glacial Indifference" w:hAnsi="Glacial Indifference"/>
+      </w:rPr>
+      <w:t xml:space="preserve"> confirm that I have witnessed the working condition of the assets listed above and certify that they are being returned in good working order and will return the assets to the stock room. </w:t>
+    </w:r>
+    <w:r>
+      <w:rPr>
+        <w:rFonts w:ascii="Glacial Indifference" w:hAnsi="Glacial Indifference"/>
+      </w:rPr>
+      <w:br/>
+    </w:r>
+    <w:r>
+      <w:rPr>
+        <w:rFonts w:ascii="Glacial Indifference" w:hAnsi="Glacial Indifference"/>
         <w:b/>
         <w:bCs/>
         <w:color w:val="EE0000"/>
-        <w:sz w:val="24"/>
-        <w:szCs w:val="24"/>
-      </w:rPr>
-      <w:t>2</w:t>
-    </w:r>
-    <w:r>
-      <w:rPr>
+        <w:sz w:val="20"/>
+        <w:szCs w:val="20"/>
+      </w:rPr>
+      <w:t>{checkBox4</w:t>
+    </w:r>
+    <w:proofErr w:type="gramStart"/>
+    <w:r>
+      <w:rPr>
+        <w:rFonts w:ascii="Glacial Indifference" w:hAnsi="Glacial Indifference"/>
         <w:b/>
         <w:bCs/>
         <w:color w:val="EE0000"/>
-        <w:sz w:val="24"/>
-        <w:szCs w:val="24"/>
+        <w:sz w:val="20"/>
+        <w:szCs w:val="20"/>
       </w:rPr>
       <w:t>Checked}</w:t>
     </w:r>
     <w:r>
       <w:rPr>
+        <w:rFonts w:ascii="Glacial Indifference" w:hAnsi="Glacial Indifference"/>
         <w:b/>
         <w:bCs/>
-        <w:sz w:val="24"/>
-        <w:szCs w:val="24"/>
-      </w:rPr>
-      <w:t>{checkBox</w:t>
-    </w:r>
-    <w:r>
-      <w:rPr>
+        <w:sz w:val="20"/>
+        <w:szCs w:val="20"/>
+      </w:rPr>
+      <w:t>{</w:t>
+    </w:r>
+    <w:proofErr w:type="gramEnd"/>
+    <w:r>
+      <w:rPr>
+        <w:rFonts w:ascii="Glacial Indifference" w:hAnsi="Glacial Indifference"/>
         <w:b/>
         <w:bCs/>
-        <w:sz w:val="24"/>
-        <w:szCs w:val="24"/>
-      </w:rPr>
-      <w:t>2</w:t>
-    </w:r>
-    <w:r>
-      <w:rPr>
+        <w:sz w:val="20"/>
+        <w:szCs w:val="20"/>
+      </w:rPr>
+      <w:t>checkBox4</w:t>
+    </w:r>
+    <w:proofErr w:type="gramStart"/>
+    <w:r>
+      <w:rPr>
+        <w:rFonts w:ascii="Glacial Indifference" w:hAnsi="Glacial Indifference"/>
         <w:b/>
         <w:bCs/>
-        <w:sz w:val="24"/>
-        <w:szCs w:val="24"/>
-      </w:rPr>
-      <w:t>Unchecked</w:t>
-    </w:r>
-    <w:r>
-      <w:rPr>
-        <w:b/>
-        <w:bCs/>
-        <w:sz w:val="24"/>
-        <w:szCs w:val="24"/>
-      </w:rPr>
-      <w:t>}</w:t>
-    </w:r>
-    <w:r>
-      <w:t>C</w:t>
-    </w:r>
-    <w:r>
-      <w:t>onfirm that the assets entrusted to me have reached the end of their useful life, and therefore, I bear no control or responsibility for their disposal.</w:t>
-    </w:r>
-  </w:p>
-  <w:p>
-    <w:pPr>
-      <w:jc w:val="both"/>
-    </w:pPr>
-    <w:r>
-      <w:t>I _</w:t>
-    </w:r>
-    <w:r>
-      <w:rPr>
-        <w:u w:val="single"/>
-      </w:rPr>
-      <w:t>JOHN ALBERT LAGO</w:t>
-    </w:r>
-    <w:r>
-      <w:rPr>
-        <w:u w:val="single"/>
-      </w:rPr>
-      <w:t xml:space="preserve"> (</w:t>
-    </w:r>
-    <w:r>
-      <w:rPr>
-        <w:b/>
-        <w:bCs/>
-      </w:rPr>
-      <w:t xml:space="preserve">Name of </w:t>
-    </w:r>
-    <w:r>
-      <w:rPr>
-        <w:b/>
-        <w:bCs/>
-      </w:rPr>
-      <w:t>Approver</w:t>
-    </w:r>
-    <w:r>
-      <w:t>)</w:t>
-    </w:r>
-  </w:p>
-  <w:p>
-    <w:pPr>
-      <w:jc w:val="both"/>
-    </w:pPr>
-    <w:r>
-      <w:rPr>
-        <w:b/>
-        <w:bCs/>
-        <w:color w:val="EE0000"/>
-        <w:sz w:val="24"/>
-        <w:szCs w:val="24"/>
-      </w:rPr>
-      <w:t>{checkBox</w:t>
-    </w:r>
-    <w:r>
-      <w:rPr>
-        <w:b/>
-        <w:bCs/>
-        <w:color w:val="EE0000"/>
-        <w:sz w:val="24"/>
-        <w:szCs w:val="24"/>
-      </w:rPr>
-      <w:t>3</w:t>
-    </w:r>
-    <w:r>
-      <w:rPr>
-        <w:b/>
-        <w:bCs/>
-        <w:color w:val="EE0000"/>
-        <w:sz w:val="24"/>
-        <w:szCs w:val="24"/>
-      </w:rPr>
-      <w:t>Checked}</w:t>
-    </w:r>
-    <w:r>
-      <w:rPr>
-        <w:b/>
-        <w:bCs/>
-        <w:sz w:val="24"/>
-        <w:szCs w:val="24"/>
-      </w:rPr>
-      <w:t>{checkBox</w:t>
-    </w:r>
-    <w:r>
-      <w:rPr>
-        <w:b/>
-        <w:bCs/>
-        <w:sz w:val="24"/>
-        <w:szCs w:val="24"/>
-      </w:rPr>
-      <w:t>3</w:t>
-    </w:r>
-    <w:r>
-      <w:rPr>
-        <w:b/>
-        <w:bCs/>
-        <w:sz w:val="24"/>
-        <w:szCs w:val="24"/>
-      </w:rPr>
-      <w:t>Unchecked</w:t>
-    </w:r>
-    <w:r>
-      <w:rPr>
-        <w:b/>
-        <w:bCs/>
-        <w:sz w:val="24"/>
-        <w:szCs w:val="24"/>
-      </w:rPr>
-      <w:t>}</w:t>
-    </w:r>
-    <w:r>
-      <w:t>H</w:t>
-    </w:r>
-    <w:r>
-      <w:t>e</w:t>
-    </w:r>
-    <w:r>
-      <w:t>r</w:t>
-    </w:r>
-    <w:r>
-      <w:t xml:space="preserve">eby confirm that I have witnessed the working condition of the assets listed above and certify that they are being returned in good working order and will return the assets to the stock room. </w:t>
-    </w:r>
-  </w:p>
-  <w:p>
-    <w:pPr>
-      <w:jc w:val="both"/>
-    </w:pPr>
-    <w:r>
-      <w:rPr>
-        <w:b/>
-        <w:bCs/>
-        <w:color w:val="EE0000"/>
-        <w:sz w:val="24"/>
-        <w:szCs w:val="24"/>
-      </w:rPr>
-      <w:t>{checkBox</w:t>
-    </w:r>
-    <w:r>
-      <w:rPr>
-        <w:b/>
-        <w:bCs/>
-        <w:color w:val="EE0000"/>
-        <w:sz w:val="24"/>
-        <w:szCs w:val="24"/>
-      </w:rPr>
-      <w:t>4</w:t>
-    </w:r>
-    <w:r>
-      <w:rPr>
-        <w:b/>
-        <w:bCs/>
-        <w:color w:val="EE0000"/>
-        <w:sz w:val="24"/>
-        <w:szCs w:val="24"/>
-      </w:rPr>
-      <w:t>Checked}</w:t>
-    </w:r>
-    <w:r>
-      <w:rPr>
-        <w:b/>
-        <w:bCs/>
-        <w:sz w:val="24"/>
-        <w:szCs w:val="24"/>
-      </w:rPr>
-      <w:t>{checkBox</w:t>
-    </w:r>
-    <w:r>
-      <w:rPr>
-        <w:b/>
-        <w:bCs/>
-        <w:sz w:val="24"/>
-        <w:szCs w:val="24"/>
-      </w:rPr>
-      <w:t>4</w:t>
-    </w:r>
-    <w:r>
-      <w:rPr>
-        <w:b/>
-        <w:bCs/>
-        <w:sz w:val="24"/>
-        <w:szCs w:val="24"/>
-      </w:rPr>
-      <w:t>Unchecked</w:t>
-    </w:r>
-    <w:r>
-      <w:rPr>
-        <w:b/>
-        <w:bCs/>
-        <w:sz w:val="24"/>
-        <w:szCs w:val="24"/>
-      </w:rPr>
-      <w:t>}</w:t>
-    </w:r>
-    <w:r>
-      <w:t>H</w:t>
-    </w:r>
-    <w:r>
-      <w:t>ave observed that the assets for disposal have reached the end of their useful life and will dispose of them accordingly.</w:t>
+        <w:sz w:val="20"/>
+        <w:szCs w:val="20"/>
+      </w:rPr>
+      <w:t>Unchecked}</w:t>
+    </w:r>
+    <w:r>
+      <w:rPr>
+        <w:rFonts w:ascii="Glacial Indifference" w:hAnsi="Glacial Indifference"/>
+      </w:rPr>
+      <w:t>Have</w:t>
+    </w:r>
+    <w:proofErr w:type="gramEnd"/>
+    <w:r>
+      <w:rPr>
+        <w:rFonts w:ascii="Glacial Indifference" w:hAnsi="Glacial Indifference"/>
+      </w:rPr>
+      <w:t xml:space="preserve"> observed that the assets for disposal have reached the end of their useful life and will dispose of them accordingly.</w:t>
+    </w:r>
+    <w:r>
+      <w:rPr>
+        <w:rFonts w:ascii="Glacial Indifference" w:hAnsi="Glacial Indifference"/>
+        <w:noProof/>
+      </w:rPr>
+      <w:t xml:space="preserve"> </w:t>
     </w:r>
   </w:p>
   <w:tbl>
@@ -1291,8 +1466,8 @@
       <w:tblLook w:val="04A0" w:firstRow="1" w:lastRow="0" w:firstColumn="1" w:lastColumn="0" w:noHBand="0" w:noVBand="1"/>
     </w:tblPr>
     <w:tblGrid>
-      <w:gridCol w:w="5379"/>
-      <w:gridCol w:w="5961"/>
+      <w:gridCol w:w="4514"/>
+      <w:gridCol w:w="4699"/>
     </w:tblGrid>
     <w:tr>
       <w:trPr>
@@ -1306,12 +1481,14 @@
           <w:pPr>
             <w:jc w:val="both"/>
             <w:rPr>
+              <w:rFonts w:ascii="Glacial Indifference" w:hAnsi="Glacial Indifference"/>
               <w:b/>
               <w:bCs/>
             </w:rPr>
           </w:pPr>
           <w:r>
             <w:rPr>
+              <w:rFonts w:ascii="Glacial Indifference" w:hAnsi="Glacial Indifference"/>
               <w:b/>
               <w:bCs/>
             </w:rPr>
@@ -1326,6 +1503,7 @@
         <w:p>
           <w:pPr>
             <w:rPr>
+              <w:rFonts w:ascii="Glacial Indifference" w:hAnsi="Glacial Indifference"/>
               <w:b/>
               <w:bCs/>
             </w:rPr>
@@ -1345,66 +1523,14 @@
           <w:pPr>
             <w:jc w:val="both"/>
             <w:rPr>
+              <w:rFonts w:ascii="Glacial Indifference" w:hAnsi="Glacial Indifference"/>
               <w:b/>
               <w:bCs/>
             </w:rPr>
           </w:pPr>
           <w:r>
             <w:rPr>
-              <w:noProof/>
-            </w:rPr>
-            <w:drawing>
-              <wp:anchor distT="0" distB="0" distL="114300" distR="114300" simplePos="0" relativeHeight="251661312" behindDoc="0" locked="0" layoutInCell="1" allowOverlap="1" wp14:anchorId="36D23304" wp14:editId="38FBFDAA">
-                <wp:simplePos x="0" y="0"/>
-                <wp:positionH relativeFrom="leftMargin">
-                  <wp:posOffset>3197860</wp:posOffset>
-                </wp:positionH>
-                <wp:positionV relativeFrom="page">
-                  <wp:posOffset>-199390</wp:posOffset>
-                </wp:positionV>
-                <wp:extent cx="137795" cy="137795"/>
-                <wp:effectExtent l="0" t="0" r="0" b="0"/>
-                <wp:wrapNone/>
-                <wp:docPr id="2099218672" name="Graphic 5" descr="Checkmark with solid fill"/>
-                <wp:cNvGraphicFramePr>
-                  <a:graphicFrameLocks xmlns:a="http://schemas.openxmlformats.org/drawingml/2006/main" noChangeAspect="1"/>
-                </wp:cNvGraphicFramePr>
-                <a:graphic xmlns:a="http://schemas.openxmlformats.org/drawingml/2006/main">
-                  <a:graphicData uri="http://schemas.openxmlformats.org/drawingml/2006/picture">
-                    <pic:pic xmlns:pic="http://schemas.openxmlformats.org/drawingml/2006/picture">
-                      <pic:nvPicPr>
-                        <pic:cNvPr id="1870380597" name="Graphic 1870380597" descr="Checkmark with solid fill"/>
-                        <pic:cNvPicPr/>
-                      </pic:nvPicPr>
-                      <pic:blipFill>
-                        <a:blip r:embed="rId1">
-                          <a:extLst>
-                            <a:ext uri="{96DAC541-7B7A-43D3-8B79-37D633B846F1}">
-                              <asvg:svgBlip xmlns:asvg="http://schemas.microsoft.com/office/drawing/2016/SVG/main" r:embed="rId2"/>
-                            </a:ext>
-                          </a:extLst>
-                        </a:blip>
-                        <a:stretch>
-                          <a:fillRect/>
-                        </a:stretch>
-                      </pic:blipFill>
-                      <pic:spPr>
-                        <a:xfrm>
-                          <a:off x="0" y="0"/>
-                          <a:ext cx="137795" cy="137795"/>
-                        </a:xfrm>
-                        <a:prstGeom prst="rect">
-                          <a:avLst/>
-                        </a:prstGeom>
-                      </pic:spPr>
-                    </pic:pic>
-                  </a:graphicData>
-                </a:graphic>
-              </wp:anchor>
-            </w:drawing>
-          </w:r>
-          <w:r>
-            <w:rPr>
+              <w:rFonts w:ascii="Glacial Indifference" w:hAnsi="Glacial Indifference"/>
               <w:b/>
               <w:bCs/>
             </w:rPr>
@@ -1417,18 +1543,24 @@
           <w:tcW w:w="5961" w:type="dxa"/>
         </w:tcPr>
         <w:p>
+          <w:pPr>
+            <w:rPr>
+              <w:rFonts w:ascii="Glacial Indifference" w:hAnsi="Glacial Indifference"/>
+            </w:rPr>
+          </w:pPr>
           <w:r>
             <w:rPr>
+              <w:rFonts w:ascii="Glacial Indifference" w:hAnsi="Glacial Indifference"/>
               <w:noProof/>
             </w:rPr>
             <w:drawing>
-              <wp:anchor distT="0" distB="0" distL="114300" distR="114300" simplePos="0" relativeHeight="251660288" behindDoc="1" locked="0" layoutInCell="1" allowOverlap="1" wp14:anchorId="363F3B19" wp14:editId="231A401A">
+              <wp:anchor distT="0" distB="0" distL="114300" distR="114300" simplePos="0" relativeHeight="251673600" behindDoc="1" locked="0" layoutInCell="1" allowOverlap="1" wp14:anchorId="7A4B4B90" wp14:editId="2727FDC1">
                 <wp:simplePos x="0" y="0"/>
                 <wp:positionH relativeFrom="column">
-                  <wp:posOffset>151801</wp:posOffset>
+                  <wp:posOffset>60270</wp:posOffset>
                 </wp:positionH>
                 <wp:positionV relativeFrom="paragraph">
-                  <wp:posOffset>-60325</wp:posOffset>
+                  <wp:posOffset>-85670</wp:posOffset>
                 </wp:positionV>
                 <wp:extent cx="775300" cy="372923"/>
                 <wp:effectExtent l="0" t="0" r="6350" b="8255"/>
@@ -1445,7 +1577,7 @@
                         <pic:cNvPicPr/>
                       </pic:nvPicPr>
                       <pic:blipFill>
-                        <a:blip r:embed="rId3" cstate="print">
+                        <a:blip r:embed="rId2" cstate="print">
                           <a:extLst>
                             <a:ext uri="{28A0092B-C50C-407E-A947-70E740481C1C}">
                               <a14:useLocalDpi xmlns:a14="http://schemas.microsoft.com/office/drawing/2010/main" val="0"/>
@@ -1481,6 +1613,27 @@
       </w:tc>
     </w:tr>
   </w:tbl>
+  <w:p>
+    <w:pPr>
+      <w:pStyle w:val="Footer"/>
+      <w:rPr>
+        <w:rFonts w:ascii="Glacial Indifference" w:hAnsi="Glacial Indifference"/>
+      </w:rPr>
+    </w:pPr>
+  </w:p>
+  <w:p>
+    <w:pPr>
+      <w:pStyle w:val="Footer"/>
+      <w:rPr>
+        <w:rFonts w:ascii="Glacial Indifference" w:hAnsi="Glacial Indifference"/>
+      </w:rPr>
+    </w:pPr>
+  </w:p>
+</w:ftr>
+</file>
+
+<file path=word/footer3.xml><?xml version="1.0" encoding="utf-8"?>
+<w:ftr xmlns:wpc="http://schemas.microsoft.com/office/word/2010/wordprocessingCanvas" xmlns:cx="http://schemas.microsoft.com/office/drawing/2014/chartex" xmlns:cx1="http://schemas.microsoft.com/office/drawing/2015/9/8/chartex" xmlns:cx2="http://schemas.microsoft.com/office/drawing/2015/10/21/chartex" xmlns:cx3="http://schemas.microsoft.com/office/drawing/2016/5/9/chartex" xmlns:cx4="http://schemas.microsoft.com/office/drawing/2016/5/10/chartex" xmlns:cx5="http://schemas.microsoft.com/office/drawing/2016/5/11/chartex" xmlns:cx6="http://schemas.microsoft.com/office/drawing/2016/5/12/chartex" xmlns:cx7="http://schemas.microsoft.com/office/drawing/2016/5/13/chartex" xmlns:cx8="http://schemas.microsoft.com/office/drawing/2016/5/14/chartex" xmlns:mc="http://schemas.openxmlformats.org/markup-compatibility/2006" xmlns:aink="http://schemas.microsoft.com/office/drawing/2016/ink" xmlns:am3d="http://schemas.microsoft.com/office/drawing/2017/model3d" xmlns:o="urn:schemas-microsoft-com:office:office" xmlns:oel="http://schemas.microsoft.com/office/2019/extlst" xmlns:r="http://schemas.openxmlformats.org/officeDocument/2006/relationships" xmlns:m="http://schemas.openxmlformats.org/officeDocument/2006/math" xmlns:v="urn:schemas-microsoft-com:vml" xmlns:wp14="http://schemas.microsoft.com/office/word/2010/wordprocessingDrawing" xmlns:wp="http://schemas.openxmlformats.org/drawingml/2006/wordprocessingDrawing" xmlns:w10="urn:schemas-microsoft-com:office:word" xmlns:w="http://schemas.openxmlformats.org/wordprocessingml/2006/main" xmlns:w14="http://schemas.microsoft.com/office/word/2010/wordml" xmlns:w15="http://schemas.microsoft.com/office/word/2012/wordml" xmlns:w16cex="http://schemas.microsoft.com/office/word/2018/wordml/cex" xmlns:w16cid="http://schemas.microsoft.com/office/word/2016/wordml/cid" xmlns:w16="http://schemas.microsoft.com/office/word/2018/wordml" xmlns:w16du="http://schemas.microsoft.com/office/word/2023/wordml/word16du" xmlns:w16sdtdh="http://schemas.microsoft.com/office/word/2020/wordml/sdtdatahash" xmlns:w16sdtfl="http://schemas.microsoft.com/office/word/2024/wordml/sdtformatlock" xmlns:w16se="http://schemas.microsoft.com/office/word/2015/wordml/symex" xmlns:wpg="http://schemas.microsoft.com/office/word/2010/wordprocessingGroup" xmlns:wpi="http://schemas.microsoft.com/office/word/2010/wordprocessingInk" xmlns:wne="http://schemas.microsoft.com/office/word/2006/wordml" xmlns:wps="http://schemas.microsoft.com/office/word/2010/wordprocessingShape" mc:Ignorable="w14 w15 w16se w16cid w16 w16cex w16sdtdh w16sdtfl w16du wp14">
   <w:p>
     <w:pPr>
       <w:pStyle w:val="Footer"/>
@@ -1526,6 +1679,21 @@
   <w:p>
     <w:pPr>
       <w:pStyle w:val="Header"/>
+    </w:pPr>
+  </w:p>
+</w:hdr>
+</file>
+
+<file path=word/header2.xml><?xml version="1.0" encoding="utf-8"?>
+<w:hdr xmlns:wpc="http://schemas.microsoft.com/office/word/2010/wordprocessingCanvas" xmlns:cx="http://schemas.microsoft.com/office/drawing/2014/chartex" xmlns:cx1="http://schemas.microsoft.com/office/drawing/2015/9/8/chartex" xmlns:cx2="http://schemas.microsoft.com/office/drawing/2015/10/21/chartex" xmlns:cx3="http://schemas.microsoft.com/office/drawing/2016/5/9/chartex" xmlns:cx4="http://schemas.microsoft.com/office/drawing/2016/5/10/chartex" xmlns:cx5="http://schemas.microsoft.com/office/drawing/2016/5/11/chartex" xmlns:cx6="http://schemas.microsoft.com/office/drawing/2016/5/12/chartex" xmlns:cx7="http://schemas.microsoft.com/office/drawing/2016/5/13/chartex" xmlns:cx8="http://schemas.microsoft.com/office/drawing/2016/5/14/chartex" xmlns:mc="http://schemas.openxmlformats.org/markup-compatibility/2006" xmlns:aink="http://schemas.microsoft.com/office/drawing/2016/ink" xmlns:am3d="http://schemas.microsoft.com/office/drawing/2017/model3d" xmlns:o="urn:schemas-microsoft-com:office:office" xmlns:oel="http://schemas.microsoft.com/office/2019/extlst" xmlns:r="http://schemas.openxmlformats.org/officeDocument/2006/relationships" xmlns:m="http://schemas.openxmlformats.org/officeDocument/2006/math" xmlns:v="urn:schemas-microsoft-com:vml" xmlns:wp14="http://schemas.microsoft.com/office/word/2010/wordprocessingDrawing" xmlns:wp="http://schemas.openxmlformats.org/drawingml/2006/wordprocessingDrawing" xmlns:w10="urn:schemas-microsoft-com:office:word" xmlns:w="http://schemas.openxmlformats.org/wordprocessingml/2006/main" xmlns:w14="http://schemas.microsoft.com/office/word/2010/wordml" xmlns:w15="http://schemas.microsoft.com/office/word/2012/wordml" xmlns:w16cex="http://schemas.microsoft.com/office/word/2018/wordml/cex" xmlns:w16cid="http://schemas.microsoft.com/office/word/2016/wordml/cid" xmlns:w16="http://schemas.microsoft.com/office/word/2018/wordml" xmlns:w16du="http://schemas.microsoft.com/office/word/2023/wordml/word16du" xmlns:w16sdtdh="http://schemas.microsoft.com/office/word/2020/wordml/sdtdatahash" xmlns:w16sdtfl="http://schemas.microsoft.com/office/word/2024/wordml/sdtformatlock" xmlns:w16se="http://schemas.microsoft.com/office/word/2015/wordml/symex" xmlns:wpg="http://schemas.microsoft.com/office/word/2010/wordprocessingGroup" xmlns:wpi="http://schemas.microsoft.com/office/word/2010/wordprocessingInk" xmlns:wne="http://schemas.microsoft.com/office/word/2006/wordml" xmlns:wps="http://schemas.microsoft.com/office/word/2010/wordprocessingShape" mc:Ignorable="w14 w15 w16se w16cid w16 w16cex w16sdtdh w16sdtfl w16du wp14">
+  <w:p>
+    <w:pPr>
+      <w:pStyle w:val="Header"/>
+      <w:tabs>
+        <w:tab w:val="clear" w:pos="4680"/>
+        <w:tab w:val="clear" w:pos="9360"/>
+        <w:tab w:val="left" w:pos="7545"/>
+      </w:tabs>
       <w:rPr>
         <w:noProof/>
       </w:rPr>
@@ -1535,18 +1703,18 @@
         <w:noProof/>
       </w:rPr>
       <w:drawing>
-        <wp:anchor distT="0" distB="0" distL="114300" distR="114300" simplePos="0" relativeHeight="251658240" behindDoc="1" locked="0" layoutInCell="1" allowOverlap="1" wp14:anchorId="3F98D54E" wp14:editId="1B565F65">
+        <wp:anchor distT="0" distB="0" distL="114300" distR="114300" simplePos="0" relativeHeight="251664384" behindDoc="1" locked="0" layoutInCell="1" allowOverlap="1" wp14:anchorId="31E1945F" wp14:editId="55C22420">
           <wp:simplePos x="0" y="0"/>
           <wp:positionH relativeFrom="page">
-            <wp:align>left</wp:align>
+            <wp:posOffset>-257175</wp:posOffset>
           </wp:positionH>
-          <wp:positionV relativeFrom="paragraph">
-            <wp:posOffset>-449437</wp:posOffset>
+          <wp:positionV relativeFrom="page">
+            <wp:posOffset>-161925</wp:posOffset>
           </wp:positionV>
-          <wp:extent cx="7749399" cy="10036629"/>
-          <wp:effectExtent l="0" t="0" r="4445" b="3175"/>
+          <wp:extent cx="7658100" cy="10208260"/>
+          <wp:effectExtent l="0" t="0" r="0" b="2540"/>
           <wp:wrapNone/>
-          <wp:docPr id="468697842" name="Picture 3" descr="A white background with black dots&#10;&#10;Description automatically generated"/>
+          <wp:docPr id="801498607" name="Picture 5"/>
           <wp:cNvGraphicFramePr>
             <a:graphicFrameLocks xmlns:a="http://schemas.openxmlformats.org/drawingml/2006/main" noChangeAspect="1"/>
           </wp:cNvGraphicFramePr>
@@ -1554,7 +1722,67 @@
             <a:graphicData uri="http://schemas.openxmlformats.org/drawingml/2006/picture">
               <pic:pic xmlns:pic="http://schemas.openxmlformats.org/drawingml/2006/picture">
                 <pic:nvPicPr>
-                  <pic:cNvPr id="468697842" name="Picture 3" descr="A white background with black dots&#10;&#10;Description automatically generated"/>
+                  <pic:cNvPr id="801498607" name="Picture 5"/>
+                  <pic:cNvPicPr/>
+                </pic:nvPicPr>
+                <pic:blipFill>
+                  <a:blip r:embed="rId1">
+                    <a:extLst>
+                      <a:ext uri="{28A0092B-C50C-407E-A947-70E740481C1C}">
+                        <a14:useLocalDpi xmlns:a14="http://schemas.microsoft.com/office/drawing/2010/main" val="0"/>
+                      </a:ext>
+                    </a:extLst>
+                  </a:blip>
+                  <a:stretch>
+                    <a:fillRect/>
+                  </a:stretch>
+                </pic:blipFill>
+                <pic:spPr>
+                  <a:xfrm>
+                    <a:off x="0" y="0"/>
+                    <a:ext cx="7658100" cy="10208260"/>
+                  </a:xfrm>
+                  <a:prstGeom prst="rect">
+                    <a:avLst/>
+                  </a:prstGeom>
+                </pic:spPr>
+              </pic:pic>
+            </a:graphicData>
+          </a:graphic>
+          <wp14:sizeRelH relativeFrom="margin">
+            <wp14:pctWidth>0</wp14:pctWidth>
+          </wp14:sizeRelH>
+          <wp14:sizeRelV relativeFrom="margin">
+            <wp14:pctHeight>0</wp14:pctHeight>
+          </wp14:sizeRelV>
+        </wp:anchor>
+      </w:drawing>
+    </w:r>
+    <w:r>
+      <w:rPr>
+        <w:noProof/>
+      </w:rPr>
+      <w:drawing>
+        <wp:anchor distT="0" distB="0" distL="114300" distR="114300" simplePos="0" relativeHeight="251666432" behindDoc="1" locked="0" layoutInCell="1" allowOverlap="1" wp14:anchorId="59DBA295" wp14:editId="37DA724F">
+          <wp:simplePos x="0" y="0"/>
+          <wp:positionH relativeFrom="margin">
+            <wp:posOffset>3843020</wp:posOffset>
+          </wp:positionH>
+          <wp:positionV relativeFrom="page">
+            <wp:posOffset>-9525</wp:posOffset>
+          </wp:positionV>
+          <wp:extent cx="2592070" cy="2743200"/>
+          <wp:effectExtent l="0" t="0" r="0" b="0"/>
+          <wp:wrapNone/>
+          <wp:docPr id="1825370355" name="Picture 5"/>
+          <wp:cNvGraphicFramePr>
+            <a:graphicFrameLocks xmlns:a="http://schemas.openxmlformats.org/drawingml/2006/main" noChangeAspect="1"/>
+          </wp:cNvGraphicFramePr>
+          <a:graphic xmlns:a="http://schemas.openxmlformats.org/drawingml/2006/main">
+            <a:graphicData uri="http://schemas.openxmlformats.org/drawingml/2006/picture">
+              <pic:pic xmlns:pic="http://schemas.openxmlformats.org/drawingml/2006/picture">
+                <pic:nvPicPr>
+                  <pic:cNvPr id="801498607" name="Picture 801498607"/>
                   <pic:cNvPicPr/>
                 </pic:nvPicPr>
                 <pic:blipFill rotWithShape="1">
@@ -1565,13 +1793,15 @@
                       </a:ext>
                     </a:extLst>
                   </a:blip>
-                  <a:srcRect t="6624"/>
-                  <a:stretch/>
+                  <a:srcRect l="63671" b="72819"/>
+                  <a:stretch>
+                    <a:fillRect/>
+                  </a:stretch>
                 </pic:blipFill>
                 <pic:spPr bwMode="auto">
                   <a:xfrm>
                     <a:off x="0" y="0"/>
-                    <a:ext cx="7749399" cy="10036629"/>
+                    <a:ext cx="2592070" cy="2743200"/>
                   </a:xfrm>
                   <a:prstGeom prst="rect">
                     <a:avLst/>
@@ -1588,15 +1818,29 @@
               </pic:pic>
             </a:graphicData>
           </a:graphic>
-          <wp14:sizeRelH relativeFrom="page">
+          <wp14:sizeRelH relativeFrom="margin">
             <wp14:pctWidth>0</wp14:pctWidth>
           </wp14:sizeRelH>
-          <wp14:sizeRelV relativeFrom="page">
+          <wp14:sizeRelV relativeFrom="margin">
             <wp14:pctHeight>0</wp14:pctHeight>
           </wp14:sizeRelV>
         </wp:anchor>
       </w:drawing>
     </w:r>
+    <w:r>
+      <w:rPr>
+        <w:noProof/>
+      </w:rPr>
+      <w:tab/>
+    </w:r>
+  </w:p>
+  <w:p>
+    <w:pPr>
+      <w:pStyle w:val="Header"/>
+      <w:rPr>
+        <w:noProof/>
+      </w:rPr>
+    </w:pPr>
   </w:p>
   <w:p>
     <w:pPr>
@@ -1604,6 +1848,173 @@
     </w:pPr>
   </w:p>
 </w:hdr>
+</file>
+
+<file path=word/header3.xml><?xml version="1.0" encoding="utf-8"?>
+<w:hdr xmlns:wpc="http://schemas.microsoft.com/office/word/2010/wordprocessingCanvas" xmlns:cx="http://schemas.microsoft.com/office/drawing/2014/chartex" xmlns:cx1="http://schemas.microsoft.com/office/drawing/2015/9/8/chartex" xmlns:cx2="http://schemas.microsoft.com/office/drawing/2015/10/21/chartex" xmlns:cx3="http://schemas.microsoft.com/office/drawing/2016/5/9/chartex" xmlns:cx4="http://schemas.microsoft.com/office/drawing/2016/5/10/chartex" xmlns:cx5="http://schemas.microsoft.com/office/drawing/2016/5/11/chartex" xmlns:cx6="http://schemas.microsoft.com/office/drawing/2016/5/12/chartex" xmlns:cx7="http://schemas.microsoft.com/office/drawing/2016/5/13/chartex" xmlns:cx8="http://schemas.microsoft.com/office/drawing/2016/5/14/chartex" xmlns:mc="http://schemas.openxmlformats.org/markup-compatibility/2006" xmlns:aink="http://schemas.microsoft.com/office/drawing/2016/ink" xmlns:am3d="http://schemas.microsoft.com/office/drawing/2017/model3d" xmlns:o="urn:schemas-microsoft-com:office:office" xmlns:oel="http://schemas.microsoft.com/office/2019/extlst" xmlns:r="http://schemas.openxmlformats.org/officeDocument/2006/relationships" xmlns:m="http://schemas.openxmlformats.org/officeDocument/2006/math" xmlns:v="urn:schemas-microsoft-com:vml" xmlns:wp14="http://schemas.microsoft.com/office/word/2010/wordprocessingDrawing" xmlns:wp="http://schemas.openxmlformats.org/drawingml/2006/wordprocessingDrawing" xmlns:w10="urn:schemas-microsoft-com:office:word" xmlns:w="http://schemas.openxmlformats.org/wordprocessingml/2006/main" xmlns:w14="http://schemas.microsoft.com/office/word/2010/wordml" xmlns:w15="http://schemas.microsoft.com/office/word/2012/wordml" xmlns:w16cex="http://schemas.microsoft.com/office/word/2018/wordml/cex" xmlns:w16cid="http://schemas.microsoft.com/office/word/2016/wordml/cid" xmlns:w16="http://schemas.microsoft.com/office/word/2018/wordml" xmlns:w16du="http://schemas.microsoft.com/office/word/2023/wordml/word16du" xmlns:w16sdtdh="http://schemas.microsoft.com/office/word/2020/wordml/sdtdatahash" xmlns:w16sdtfl="http://schemas.microsoft.com/office/word/2024/wordml/sdtformatlock" xmlns:w16se="http://schemas.microsoft.com/office/word/2015/wordml/symex" xmlns:wpg="http://schemas.microsoft.com/office/word/2010/wordprocessingGroup" xmlns:wpi="http://schemas.microsoft.com/office/word/2010/wordprocessingInk" xmlns:wne="http://schemas.microsoft.com/office/word/2006/wordml" xmlns:wps="http://schemas.microsoft.com/office/word/2010/wordprocessingShape" mc:Ignorable="w14 w15 w16se w16cid w16 w16cex w16sdtdh w16sdtfl w16du wp14">
+  <w:p>
+    <w:pPr>
+      <w:pStyle w:val="Header"/>
+    </w:pPr>
+  </w:p>
+</w:hdr>
+</file>
+
+<file path=word/numbering.xml><?xml version="1.0" encoding="utf-8"?>
+<w:numbering xmlns:wpc="http://schemas.microsoft.com/office/word/2010/wordprocessingCanvas" xmlns:cx="http://schemas.microsoft.com/office/drawing/2014/chartex" xmlns:cx1="http://schemas.microsoft.com/office/drawing/2015/9/8/chartex" xmlns:cx2="http://schemas.microsoft.com/office/drawing/2015/10/21/chartex" xmlns:cx3="http://schemas.microsoft.com/office/drawing/2016/5/9/chartex" xmlns:cx4="http://schemas.microsoft.com/office/drawing/2016/5/10/chartex" xmlns:cx5="http://schemas.microsoft.com/office/drawing/2016/5/11/chartex" xmlns:cx6="http://schemas.microsoft.com/office/drawing/2016/5/12/chartex" xmlns:cx7="http://schemas.microsoft.com/office/drawing/2016/5/13/chartex" xmlns:cx8="http://schemas.microsoft.com/office/drawing/2016/5/14/chartex" xmlns:mc="http://schemas.openxmlformats.org/markup-compatibility/2006" xmlns:aink="http://schemas.microsoft.com/office/drawing/2016/ink" xmlns:am3d="http://schemas.microsoft.com/office/drawing/2017/model3d" xmlns:o="urn:schemas-microsoft-com:office:office" xmlns:oel="http://schemas.microsoft.com/office/2019/extlst" xmlns:r="http://schemas.openxmlformats.org/officeDocument/2006/relationships" xmlns:m="http://schemas.openxmlformats.org/officeDocument/2006/math" xmlns:v="urn:schemas-microsoft-com:vml" xmlns:wp14="http://schemas.microsoft.com/office/word/2010/wordprocessingDrawing" xmlns:wp="http://schemas.openxmlformats.org/drawingml/2006/wordprocessingDrawing" xmlns:w10="urn:schemas-microsoft-com:office:word" xmlns:w="http://schemas.openxmlformats.org/wordprocessingml/2006/main" xmlns:w14="http://schemas.microsoft.com/office/word/2010/wordml" xmlns:w15="http://schemas.microsoft.com/office/word/2012/wordml" xmlns:w16cex="http://schemas.microsoft.com/office/word/2018/wordml/cex" xmlns:w16cid="http://schemas.microsoft.com/office/word/2016/wordml/cid" xmlns:w16="http://schemas.microsoft.com/office/word/2018/wordml" xmlns:w16du="http://schemas.microsoft.com/office/word/2023/wordml/word16du" xmlns:w16sdtdh="http://schemas.microsoft.com/office/word/2020/wordml/sdtdatahash" xmlns:w16sdtfl="http://schemas.microsoft.com/office/word/2024/wordml/sdtformatlock" xmlns:w16se="http://schemas.microsoft.com/office/word/2015/wordml/symex" xmlns:wpg="http://schemas.microsoft.com/office/word/2010/wordprocessingGroup" xmlns:wpi="http://schemas.microsoft.com/office/word/2010/wordprocessingInk" xmlns:wne="http://schemas.microsoft.com/office/word/2006/wordml" xmlns:wps="http://schemas.microsoft.com/office/word/2010/wordprocessingShape" mc:Ignorable="w14 w15 w16se w16cid w16 w16cex w16sdtdh w16sdtfl w16du wp14">
+  <w:abstractNum w:abstractNumId="0" w15:restartNumberingAfterBreak="0">
+    <w:nsid w:val="4DB429A4"/>
+    <w:multiLevelType w:val="multilevel"/>
+    <w:tmpl w:val="689239EC"/>
+    <w:lvl w:ilvl="0">
+      <w:start w:val="1"/>
+      <w:numFmt w:val="bullet"/>
+      <w:lvlText w:val=""/>
+      <w:lvlJc w:val="left"/>
+      <w:pPr>
+        <w:tabs>
+          <w:tab w:val="num" w:pos="720"/>
+        </w:tabs>
+        <w:ind w:left="720" w:hanging="360"/>
+      </w:pPr>
+      <w:rPr>
+        <w:rFonts w:ascii="Symbol" w:hAnsi="Symbol" w:hint="default"/>
+        <w:sz w:val="20"/>
+      </w:rPr>
+    </w:lvl>
+    <w:lvl w:ilvl="1" w:tentative="1">
+      <w:start w:val="1"/>
+      <w:numFmt w:val="bullet"/>
+      <w:lvlText w:val="o"/>
+      <w:lvlJc w:val="left"/>
+      <w:pPr>
+        <w:tabs>
+          <w:tab w:val="num" w:pos="1440"/>
+        </w:tabs>
+        <w:ind w:left="1440" w:hanging="360"/>
+      </w:pPr>
+      <w:rPr>
+        <w:rFonts w:ascii="Courier New" w:hAnsi="Courier New" w:hint="default"/>
+        <w:sz w:val="20"/>
+      </w:rPr>
+    </w:lvl>
+    <w:lvl w:ilvl="2" w:tentative="1">
+      <w:start w:val="1"/>
+      <w:numFmt w:val="bullet"/>
+      <w:lvlText w:val=""/>
+      <w:lvlJc w:val="left"/>
+      <w:pPr>
+        <w:tabs>
+          <w:tab w:val="num" w:pos="2160"/>
+        </w:tabs>
+        <w:ind w:left="2160" w:hanging="360"/>
+      </w:pPr>
+      <w:rPr>
+        <w:rFonts w:ascii="Wingdings" w:hAnsi="Wingdings" w:hint="default"/>
+        <w:sz w:val="20"/>
+      </w:rPr>
+    </w:lvl>
+    <w:lvl w:ilvl="3" w:tentative="1">
+      <w:start w:val="1"/>
+      <w:numFmt w:val="bullet"/>
+      <w:lvlText w:val=""/>
+      <w:lvlJc w:val="left"/>
+      <w:pPr>
+        <w:tabs>
+          <w:tab w:val="num" w:pos="2880"/>
+        </w:tabs>
+        <w:ind w:left="2880" w:hanging="360"/>
+      </w:pPr>
+      <w:rPr>
+        <w:rFonts w:ascii="Wingdings" w:hAnsi="Wingdings" w:hint="default"/>
+        <w:sz w:val="20"/>
+      </w:rPr>
+    </w:lvl>
+    <w:lvl w:ilvl="4" w:tentative="1">
+      <w:start w:val="1"/>
+      <w:numFmt w:val="bullet"/>
+      <w:lvlText w:val=""/>
+      <w:lvlJc w:val="left"/>
+      <w:pPr>
+        <w:tabs>
+          <w:tab w:val="num" w:pos="3600"/>
+        </w:tabs>
+        <w:ind w:left="3600" w:hanging="360"/>
+      </w:pPr>
+      <w:rPr>
+        <w:rFonts w:ascii="Wingdings" w:hAnsi="Wingdings" w:hint="default"/>
+        <w:sz w:val="20"/>
+      </w:rPr>
+    </w:lvl>
+    <w:lvl w:ilvl="5" w:tentative="1">
+      <w:start w:val="1"/>
+      <w:numFmt w:val="bullet"/>
+      <w:lvlText w:val=""/>
+      <w:lvlJc w:val="left"/>
+      <w:pPr>
+        <w:tabs>
+          <w:tab w:val="num" w:pos="4320"/>
+        </w:tabs>
+        <w:ind w:left="4320" w:hanging="360"/>
+      </w:pPr>
+      <w:rPr>
+        <w:rFonts w:ascii="Wingdings" w:hAnsi="Wingdings" w:hint="default"/>
+        <w:sz w:val="20"/>
+      </w:rPr>
+    </w:lvl>
+    <w:lvl w:ilvl="6" w:tentative="1">
+      <w:start w:val="1"/>
+      <w:numFmt w:val="bullet"/>
+      <w:lvlText w:val=""/>
+      <w:lvlJc w:val="left"/>
+      <w:pPr>
+        <w:tabs>
+          <w:tab w:val="num" w:pos="5040"/>
+        </w:tabs>
+        <w:ind w:left="5040" w:hanging="360"/>
+      </w:pPr>
+      <w:rPr>
+        <w:rFonts w:ascii="Wingdings" w:hAnsi="Wingdings" w:hint="default"/>
+        <w:sz w:val="20"/>
+      </w:rPr>
+    </w:lvl>
+    <w:lvl w:ilvl="7" w:tentative="1">
+      <w:start w:val="1"/>
+      <w:numFmt w:val="bullet"/>
+      <w:lvlText w:val=""/>
+      <w:lvlJc w:val="left"/>
+      <w:pPr>
+        <w:tabs>
+          <w:tab w:val="num" w:pos="5760"/>
+        </w:tabs>
+        <w:ind w:left="5760" w:hanging="360"/>
+      </w:pPr>
+      <w:rPr>
+        <w:rFonts w:ascii="Wingdings" w:hAnsi="Wingdings" w:hint="default"/>
+        <w:sz w:val="20"/>
+      </w:rPr>
+    </w:lvl>
+    <w:lvl w:ilvl="8" w:tentative="1">
+      <w:start w:val="1"/>
+      <w:numFmt w:val="bullet"/>
+      <w:lvlText w:val=""/>
+      <w:lvlJc w:val="left"/>
+      <w:pPr>
+        <w:tabs>
+          <w:tab w:val="num" w:pos="6480"/>
+        </w:tabs>
+        <w:ind w:left="6480" w:hanging="360"/>
+      </w:pPr>
+      <w:rPr>
+        <w:rFonts w:ascii="Wingdings" w:hAnsi="Wingdings" w:hint="default"/>
+        <w:sz w:val="20"/>
+      </w:rPr>
+    </w:lvl>
+  </w:abstractNum>
+  <w:num w:numId="1" w16cid:durableId="1173953208">
+    <w:abstractNumId w:val="0"/>
+  </w:num>
+</w:numbering>
 </file>
 
 <file path=word/styles.xml><?xml version="1.0" encoding="utf-8"?>
@@ -2067,7 +2478,7 @@
     <w:link w:val="HeaderChar"/>
     <w:uiPriority w:val="99"/>
     <w:unhideWhenUsed/>
-    <w:rsid w:val="00055265"/>
+    <w:rsid w:val="00FA1BF5"/>
     <w:pPr>
       <w:tabs>
         <w:tab w:val="center" w:pos="4680"/>
@@ -2081,7 +2492,7 @@
     <w:basedOn w:val="DefaultParagraphFont"/>
     <w:link w:val="Header"/>
     <w:uiPriority w:val="99"/>
-    <w:rsid w:val="00055265"/>
+    <w:rsid w:val="00FA1BF5"/>
   </w:style>
   <w:style w:type="paragraph" w:styleId="Footer">
     <w:name w:val="footer"/>
@@ -2089,7 +2500,7 @@
     <w:link w:val="FooterChar"/>
     <w:uiPriority w:val="99"/>
     <w:unhideWhenUsed/>
-    <w:rsid w:val="00055265"/>
+    <w:rsid w:val="00FA1BF5"/>
     <w:pPr>
       <w:tabs>
         <w:tab w:val="center" w:pos="4680"/>
@@ -2103,7 +2514,21 @@
     <w:basedOn w:val="DefaultParagraphFont"/>
     <w:link w:val="Footer"/>
     <w:uiPriority w:val="99"/>
-    <w:rsid w:val="00055265"/>
+    <w:rsid w:val="00FA1BF5"/>
+  </w:style>
+  <w:style w:type="character" w:customStyle="1" w:styleId="s2">
+    <w:name w:val="s2"/>
+    <w:basedOn w:val="DefaultParagraphFont"/>
+    <w:rsid w:val="00F248AD"/>
+  </w:style>
+  <w:style w:type="paragraph" w:styleId="NoSpacing">
+    <w:name w:val="No Spacing"/>
+    <w:uiPriority w:val="1"/>
+    <w:qFormat/>
+    <w:rsid w:val="00C93AB1"/>
+    <w:pPr>
+      <w:spacing w:after="0" w:line="240" w:lineRule="auto"/>
+    </w:pPr>
   </w:style>
 </w:styles>
 </file>
@@ -2403,12 +2828,32 @@
 </a:theme>
 </file>
 
+<file path=word/webextensions/taskpanes.xml><?xml version="1.0" encoding="utf-8"?>
+<wetp:taskpanes xmlns:wetp="http://schemas.microsoft.com/office/webextensions/taskpanes/2010/11">
+  <wetp:taskpane dockstate="right" visibility="0" width="350" row="2">
+    <wetp:webextensionref xmlns:r="http://schemas.openxmlformats.org/officeDocument/2006/relationships" r:id="rId1"/>
+  </wetp:taskpane>
+</wetp:taskpanes>
+</file>
+
+<file path=word/webextensions/webextension1.xml><?xml version="1.0" encoding="utf-8"?>
+<we:webextension xmlns:we="http://schemas.microsoft.com/office/webextensions/webextension/2010/11" id="{817C242E-AD1E-466C-8636-2D3013AAE15D}">
+  <we:reference id="wa200000013" version="2.0.0.0" store="en-US" storeType="OMEX"/>
+  <we:alternateReferences>
+    <we:reference id="wa200000013" version="2.0.0.0" store="" storeType="OMEX"/>
+  </we:alternateReferences>
+  <we:properties/>
+  <we:bindings/>
+  <we:snapshot xmlns:r="http://schemas.openxmlformats.org/officeDocument/2006/relationships"/>
+</we:webextension>
+</file>
+
 <file path=customXml/item1.xml><?xml version="1.0" encoding="utf-8"?>
 <b:Sources xmlns:b="http://schemas.openxmlformats.org/officeDocument/2006/bibliography" xmlns="http://schemas.openxmlformats.org/officeDocument/2006/bibliography" SelectedStyle="\APASixthEditionOfficeOnline.xsl" StyleName="APA" Version="6"/>
 </file>
 
 <file path=customXml/itemProps1.xml><?xml version="1.0" encoding="utf-8"?>
-<ds:datastoreItem xmlns:ds="http://schemas.openxmlformats.org/officeDocument/2006/customXml" ds:itemID="{358E368B-A199-4751-9CBF-9493317D6867}">
+<ds:datastoreItem xmlns:ds="http://schemas.openxmlformats.org/officeDocument/2006/customXml" ds:itemID="{94871B5A-5015-4691-8225-08487EDACA4C}">
   <ds:schemaRefs>
     <ds:schemaRef ds:uri="http://schemas.openxmlformats.org/officeDocument/2006/bibliography"/>
   </ds:schemaRefs>
